--- a/07_writing/yuyue_outline_副本.docx
+++ b/07_writing/yuyue_outline_副本.docx
@@ -498,9 +498,6 @@
     <w:p>
       <w:pPr>
         <w:pStyle w:val="p2"/>
-        <w:rPr>
-          <w:rFonts w:hint="eastAsia"/>
-        </w:rPr>
       </w:pPr>
     </w:p>
     <w:p>
@@ -2655,9 +2652,6 @@
     <w:p>
       <w:pPr>
         <w:pStyle w:val="p2"/>
-        <w:rPr>
-          <w:rFonts w:hint="eastAsia"/>
-        </w:rPr>
       </w:pPr>
     </w:p>
     <w:p>
@@ -2982,34 +2976,28 @@
     <w:p>
       <w:pPr>
         <w:pStyle w:val="p2"/>
+      </w:pPr>
+    </w:p>
+    <w:p>
+      <w:pPr>
+        <w:pStyle w:val="p2"/>
+      </w:pPr>
+      <w:r>
+        <w:t>3.</w:t>
+      </w:r>
+      <w:r>
         <w:rPr>
           <w:rFonts w:hint="eastAsia"/>
         </w:rPr>
-      </w:pPr>
+        <w:t>3</w:t>
+      </w:r>
+      <w:r>
+        <w:t>. Methodology Workflow</w:t>
+      </w:r>
     </w:p>
     <w:p>
       <w:pPr>
         <w:pStyle w:val="p2"/>
-      </w:pPr>
-      <w:r>
-        <w:t>3.</w:t>
-      </w:r>
-      <w:r>
-        <w:rPr>
-          <w:rFonts w:hint="eastAsia"/>
-        </w:rPr>
-        <w:t>3</w:t>
-      </w:r>
-      <w:r>
-        <w:t>. Methodology Workflow</w:t>
-      </w:r>
-    </w:p>
-    <w:p>
-      <w:pPr>
-        <w:pStyle w:val="p2"/>
-        <w:rPr>
-          <w:rFonts w:hint="eastAsia"/>
-        </w:rPr>
       </w:pPr>
       <w:r>
         <w:rPr>
@@ -6404,6 +6392,167 @@
     </w:p>
     <w:p>
       <w:pPr>
+        <w:pStyle w:val="p2"/>
+        <w:rPr>
+          <w:iCs/>
+        </w:rPr>
+      </w:pPr>
+      <w:r>
+        <w:rPr>
+          <w:iCs/>
+        </w:rPr>
+        <w:t>你的</w:t>
+      </w:r>
+      <w:r>
+        <w:rPr>
+          <w:iCs/>
+        </w:rPr>
+        <w:t xml:space="preserve"> 4.2 Results </w:t>
+      </w:r>
+      <w:r>
+        <w:rPr>
+          <w:iCs/>
+        </w:rPr>
+        <w:t>出现了</w:t>
+      </w:r>
+      <w:r>
+        <w:rPr>
+          <w:iCs/>
+        </w:rPr>
+        <w:t> </w:t>
+      </w:r>
+      <w:r>
+        <w:rPr>
+          <w:b/>
+          <w:bCs/>
+          <w:iCs/>
+        </w:rPr>
+        <w:t>true desert / saturated / low-demand no provision</w:t>
+      </w:r>
+      <w:r>
+        <w:rPr>
+          <w:iCs/>
+        </w:rPr>
+        <w:t>，但是我在目前</w:t>
+      </w:r>
+      <w:r>
+        <w:rPr>
+          <w:iCs/>
+        </w:rPr>
+        <w:t xml:space="preserve"> Methodology Phase 2 </w:t>
+      </w:r>
+      <w:r>
+        <w:rPr>
+          <w:iCs/>
+        </w:rPr>
+        <w:t>里没有看到这些</w:t>
+      </w:r>
+      <w:r>
+        <w:rPr>
+          <w:iCs/>
+        </w:rPr>
+        <w:t xml:space="preserve"> category </w:t>
+      </w:r>
+      <w:r>
+        <w:rPr>
+          <w:iCs/>
+        </w:rPr>
+        <w:t>的</w:t>
+      </w:r>
+      <w:r>
+        <w:rPr>
+          <w:b/>
+          <w:bCs/>
+          <w:iCs/>
+        </w:rPr>
+        <w:t>具体</w:t>
+      </w:r>
+      <w:r>
+        <w:rPr>
+          <w:b/>
+          <w:bCs/>
+          <w:iCs/>
+        </w:rPr>
+        <w:t xml:space="preserve"> threshold definition</w:t>
+      </w:r>
+      <w:r>
+        <w:rPr>
+          <w:iCs/>
+        </w:rPr>
+        <w:t>。</w:t>
+      </w:r>
+      <w:r>
+        <w:rPr>
+          <w:iCs/>
+        </w:rPr>
+        <w:t xml:space="preserve">Results </w:t>
+      </w:r>
+      <w:r>
+        <w:rPr>
+          <w:iCs/>
+        </w:rPr>
+        <w:t>不能突然出现这些分类。你需要在</w:t>
+      </w:r>
+      <w:r>
+        <w:rPr>
+          <w:iCs/>
+        </w:rPr>
+        <w:t xml:space="preserve"> 3.3.2 </w:t>
+      </w:r>
+      <w:r>
+        <w:rPr>
+          <w:iCs/>
+        </w:rPr>
+        <w:t>明确写清楚到底按照什么</w:t>
+      </w:r>
+      <w:r>
+        <w:rPr>
+          <w:iCs/>
+        </w:rPr>
+        <w:t xml:space="preserve"> threshold </w:t>
+      </w:r>
+      <w:r>
+        <w:rPr>
+          <w:iCs/>
+        </w:rPr>
+        <w:t>把</w:t>
+      </w:r>
+      <w:r>
+        <w:rPr>
+          <w:iCs/>
+        </w:rPr>
+        <w:t xml:space="preserve"> LSOA </w:t>
+      </w:r>
+      <w:r>
+        <w:rPr>
+          <w:iCs/>
+        </w:rPr>
+        <w:t>分类</w:t>
+      </w:r>
+    </w:p>
+    <w:p>
+      <w:pPr>
+        <w:pStyle w:val="p2"/>
+        <w:rPr>
+          <w:rFonts w:hint="eastAsia"/>
+          <w:iCs/>
+        </w:rPr>
+      </w:pPr>
+      <w:r>
+        <w:rPr>
+          <w:iCs/>
+        </w:rPr>
+        <w:t>true desert/saturated/low-demand</w:t>
+      </w:r>
+      <w:r>
+        <w:rPr>
+          <w:iCs/>
+        </w:rPr>
+        <w:t>的具体判断标准（中位数分割那套逻辑</w:t>
+      </w:r>
+    </w:p>
+    <w:p>
+      <w:pPr>
         <w:pStyle w:val="p1"/>
         <w:rPr>
           <w:b/>
@@ -6459,7 +6608,6 @@
         </w:numPr>
       </w:pPr>
       <w:r>
-        <w:lastRenderedPageBreak/>
         <w:t xml:space="preserve">Determine how many additional public charging </w:t>
       </w:r>
       <w:r>
@@ -7203,7 +7351,6 @@
         <w:pStyle w:val="p1"/>
       </w:pPr>
       <w:r>
-        <w:lastRenderedPageBreak/>
         <w:t>In C1–C</w:t>
       </w:r>
       <w:r>
@@ -7334,6 +7481,70 @@
     <w:p>
       <w:pPr>
         <w:pStyle w:val="p1"/>
+        <w:rPr>
+          <w:rFonts w:hint="eastAsia"/>
+        </w:rPr>
+      </w:pPr>
+      <w:r>
+        <w:t>如果不加约束会被模型滥用（无成本地放弃服务大量需求）。我们在目标函数里加了一个惩罚项</w:t>
+      </w:r>
+      <m:oMath>
+        <m:r>
+          <w:rPr>
+            <w:rFonts w:ascii="Cambria Math" w:hAnsi="Cambria Math"/>
+          </w:rPr>
+          <m:t>λ</m:t>
+        </m:r>
+        <m:nary>
+          <m:naryPr>
+            <m:chr m:val="∑"/>
+            <m:grow m:val="1"/>
+            <m:subHide m:val="1"/>
+            <m:supHide m:val="1"/>
+            <m:ctrlPr>
+              <w:rPr>
+                <w:rFonts w:ascii="Cambria Math" w:hAnsi="Cambria Math"/>
+              </w:rPr>
+            </m:ctrlPr>
+          </m:naryPr>
+          <m:sub/>
+          <m:sup/>
+          <m:e>
+            <m:sSub>
+              <m:sSubPr>
+                <m:ctrlPr>
+                  <w:rPr>
+                    <w:rFonts w:ascii="Cambria Math" w:hAnsi="Cambria Math"/>
+                  </w:rPr>
+                </m:ctrlPr>
+              </m:sSubPr>
+              <m:e>
+                <m:r>
+                  <w:rPr>
+                    <w:rFonts w:ascii="Cambria Math" w:hAnsi="Cambria Math"/>
+                  </w:rPr>
+                  <m:t>s</m:t>
+                </m:r>
+              </m:e>
+              <m:sub>
+                <m:r>
+                  <w:rPr>
+                    <w:rFonts w:ascii="Cambria Math" w:hAnsi="Cambria Math"/>
+                  </w:rPr>
+                  <m:t>j</m:t>
+                </m:r>
+              </m:sub>
+            </m:sSub>
+          </m:e>
+        </m:nary>
+      </m:oMath>
+      <w:r>
+        <w:t>，让这一步在数学上更完整</w:t>
+      </w:r>
+    </w:p>
+    <w:p>
+      <w:pPr>
+        <w:pStyle w:val="p1"/>
       </w:pPr>
       <w:r>
         <w:rPr>
@@ -7404,7 +7615,6 @@
       <w:pPr>
         <w:pStyle w:val="p1"/>
         <w:rPr>
-          <w:rFonts w:hint="eastAsia"/>
           <w:b/>
           <w:bCs/>
         </w:rPr>
@@ -9297,13 +9507,7 @@
                   <w:rPr>
                     <w:rFonts w:ascii="Cambria Math" w:hAnsi="Cambria Math"/>
                   </w:rPr>
-                  <m:t>0.5</m:t>
-                </m:r>
-                <m:r>
-                  <w:rPr>
-                    <w:rFonts w:ascii="Cambria Math" w:hAnsi="Cambria Math"/>
-                  </w:rPr>
-                  <m:t>K</m:t>
+                  <m:t>0.5K</m:t>
                 </m:r>
               </m:e>
               <m:sub>
@@ -9559,7 +9763,11 @@
         </m:r>
       </m:oMath>
       <w:r>
-        <w:t xml:space="preserve"> only needs to exceed that worst-case real distance, not be an arbitrarily large number. This guarantees the model will always prefer a genuine reassignment over unserved slack whenever any reachable capacity exists, while keeping the two terms in the objective function on comparable numerical scales.</w:t>
+        <w:t xml:space="preserve"> only needs to exceed that worst-case real distance, not be </w:t>
+      </w:r>
+      <w:r>
+        <w:lastRenderedPageBreak/>
+        <w:t>an arbitrarily large number. This guarantees the model will always prefer a genuine reassignment over unserved slack whenever any reachable capacity exists, while keeping the two terms in the objective function on comparable numerical scales.</w:t>
       </w:r>
     </w:p>
     <w:p>
@@ -9575,7 +9783,6 @@
           <w:rPr>
             <w:rFonts w:ascii="Cambria Math" w:hAnsi="Cambria Math"/>
           </w:rPr>
-          <w:lastRenderedPageBreak/>
           <m:t>p</m:t>
         </m:r>
       </m:oMath>
@@ -10228,6 +10435,7 @@
         <w:pStyle w:val="p1"/>
       </w:pPr>
       <w:r>
+        <w:lastRenderedPageBreak/>
         <w:t>TfL/GLA (2025) estimate a 2030 public-</w:t>
       </w:r>
       <w:proofErr w:type="spellStart"/>
@@ -10258,11 +10466,7 @@
         </m:r>
       </m:oMath>
       <w:r>
-        <w:t xml:space="preserve"> (≈11%, a modest </w:t>
-      </w:r>
-      <w:r>
-        <w:lastRenderedPageBreak/>
-        <w:t>pilot), </w:t>
+        <w:t> (≈11%, a modest pilot), </w:t>
       </w:r>
       <m:oMath>
         <m:r>
@@ -10290,9 +10494,6 @@
     <w:p>
       <w:pPr>
         <w:pStyle w:val="p1"/>
-        <w:rPr>
-          <w:rFonts w:hint="eastAsia"/>
-        </w:rPr>
       </w:pPr>
     </w:p>
     <w:p>
@@ -10793,9 +10994,6 @@
     <w:p>
       <w:pPr>
         <w:pStyle w:val="p1"/>
-        <w:rPr>
-          <w:rFonts w:hint="eastAsia"/>
-        </w:rPr>
       </w:pPr>
     </w:p>
     <w:p>
@@ -10917,19 +11115,7 @@
                 <w:rPr>
                   <w:rFonts w:ascii="Cambria Math" w:hAnsi="Cambria Math"/>
                 </w:rPr>
-                <m:t>α</m:t>
-              </m:r>
-              <m:r>
-                <w:rPr>
-                  <w:rFonts w:ascii="Cambria Math" w:hAnsi="Cambria Math"/>
-                </w:rPr>
-                <m:t>,</m:t>
-              </m:r>
-              <m:r>
-                <w:rPr>
-                  <w:rFonts w:ascii="Cambria Math" w:hAnsi="Cambria Math"/>
-                </w:rPr>
-                <m:t>p</m:t>
+                <m:t>α,p</m:t>
               </m:r>
               <m:r>
                 <m:rPr>
@@ -11047,19 +11233,7 @@
                         <w:rPr>
                           <w:rFonts w:ascii="Cambria Math" w:hAnsi="Cambria Math"/>
                         </w:rPr>
-                        <m:t>α</m:t>
-                      </m:r>
-                      <m:r>
-                        <w:rPr>
-                          <w:rFonts w:ascii="Cambria Math" w:hAnsi="Cambria Math"/>
-                        </w:rPr>
-                        <m:t>,</m:t>
-                      </m:r>
-                      <m:r>
-                        <w:rPr>
-                          <w:rFonts w:ascii="Cambria Math" w:hAnsi="Cambria Math"/>
-                        </w:rPr>
-                        <m:t>p</m:t>
+                        <m:t>α,p</m:t>
                       </m:r>
                       <m:r>
                         <m:rPr>
@@ -11121,6 +11295,7 @@
           <w:b/>
           <w:bCs/>
         </w:rPr>
+        <w:lastRenderedPageBreak/>
         <w:t>Variables</w:t>
       </w:r>
     </w:p>
@@ -11751,19 +11926,7 @@
                 <w:rPr>
                   <w:rFonts w:ascii="Cambria Math" w:hAnsi="Cambria Math"/>
                 </w:rPr>
-                <m:t>α</m:t>
-              </m:r>
-              <m:r>
-                <w:rPr>
-                  <w:rFonts w:ascii="Cambria Math" w:hAnsi="Cambria Math"/>
-                </w:rPr>
-                <m:t>,</m:t>
-              </m:r>
-              <m:r>
-                <w:rPr>
-                  <w:rFonts w:ascii="Cambria Math" w:hAnsi="Cambria Math"/>
-                </w:rPr>
-                <m:t>p</m:t>
+                <m:t>α,p</m:t>
               </m:r>
               <m:r>
                 <m:rPr>
@@ -11896,19 +12059,7 @@
                     <w:rPr>
                       <w:rFonts w:ascii="Cambria Math" w:hAnsi="Cambria Math"/>
                     </w:rPr>
-                    <m:t>α</m:t>
-                  </m:r>
-                  <m:r>
-                    <w:rPr>
-                      <w:rFonts w:ascii="Cambria Math" w:hAnsi="Cambria Math"/>
-                    </w:rPr>
-                    <m:t>,</m:t>
-                  </m:r>
-                  <m:r>
-                    <w:rPr>
-                      <w:rFonts w:ascii="Cambria Math" w:hAnsi="Cambria Math"/>
-                    </w:rPr>
-                    <m:t>p</m:t>
+                    <m:t>α,p</m:t>
                   </m:r>
                   <m:r>
                     <m:rPr>
@@ -12184,19 +12335,7 @@
                 <w:rPr>
                   <w:rFonts w:ascii="Cambria Math" w:hAnsi="Cambria Math"/>
                 </w:rPr>
-                <m:t>α</m:t>
-              </m:r>
-              <m:r>
-                <w:rPr>
-                  <w:rFonts w:ascii="Cambria Math" w:hAnsi="Cambria Math"/>
-                </w:rPr>
-                <m:t>,</m:t>
-              </m:r>
-              <m:r>
-                <w:rPr>
-                  <w:rFonts w:ascii="Cambria Math" w:hAnsi="Cambria Math"/>
-                </w:rPr>
-                <m:t>p</m:t>
+                <m:t>α,p</m:t>
               </m:r>
               <m:r>
                 <m:rPr>
@@ -12253,19 +12392,7 @@
                 <w:rPr>
                   <w:rFonts w:ascii="Cambria Math" w:hAnsi="Cambria Math"/>
                 </w:rPr>
-                <m:t>α</m:t>
-              </m:r>
-              <m:r>
-                <w:rPr>
-                  <w:rFonts w:ascii="Cambria Math" w:hAnsi="Cambria Math"/>
-                </w:rPr>
-                <m:t>,</m:t>
-              </m:r>
-              <m:r>
-                <w:rPr>
-                  <w:rFonts w:ascii="Cambria Math" w:hAnsi="Cambria Math"/>
-                </w:rPr>
-                <m:t>p</m:t>
+                <m:t>α,p</m:t>
               </m:r>
               <m:r>
                 <m:rPr>
@@ -12322,19 +12449,7 @@
                 <w:rPr>
                   <w:rFonts w:ascii="Cambria Math" w:hAnsi="Cambria Math"/>
                 </w:rPr>
-                <m:t>0</m:t>
-              </m:r>
-              <m:r>
-                <w:rPr>
-                  <w:rFonts w:ascii="Cambria Math" w:hAnsi="Cambria Math"/>
-                </w:rPr>
-                <m:t>,</m:t>
-              </m:r>
-              <m:r>
-                <w:rPr>
-                  <w:rFonts w:ascii="Cambria Math" w:hAnsi="Cambria Math"/>
-                </w:rPr>
-                <m:t>p</m:t>
+                <m:t>0,p</m:t>
               </m:r>
               <m:r>
                 <m:rPr>
@@ -12708,7 +12823,6 @@
         </w:numPr>
       </w:pPr>
       <w:r>
-        <w:lastRenderedPageBreak/>
         <w:t>a summary table of overall accessibility </w:t>
       </w:r>
       <m:oMath>
@@ -14213,6 +14327,853 @@
     <w:p>
       <w:pPr>
         <w:pStyle w:val="p2"/>
+      </w:pPr>
+      <w:r>
+        <w:lastRenderedPageBreak/>
+        <w:t>unweighted decile mean </w:t>
+      </w:r>
+      <m:oMath>
+        <m:r>
+          <m:rPr>
+            <m:sty m:val="p"/>
+          </m:rPr>
+          <w:rPr>
+            <w:rFonts w:ascii="Cambria Math" w:hAnsi="Cambria Math"/>
+          </w:rPr>
+          <m:t>Δ</m:t>
+        </m:r>
+        <m:sSub>
+          <m:sSubPr>
+            <m:ctrlPr>
+              <w:rPr>
+                <w:rFonts w:ascii="Cambria Math" w:hAnsi="Cambria Math"/>
+              </w:rPr>
+            </m:ctrlPr>
+          </m:sSubPr>
+          <m:e>
+            <m:r>
+              <w:rPr>
+                <w:rFonts w:ascii="Cambria Math" w:hAnsi="Cambria Math"/>
+              </w:rPr>
+              <m:t>A</m:t>
+            </m:r>
+          </m:e>
+          <m:sub>
+            <m:r>
+              <w:rPr>
+                <w:rFonts w:ascii="Cambria Math" w:hAnsi="Cambria Math"/>
+              </w:rPr>
+              <m:t>i</m:t>
+            </m:r>
+          </m:sub>
+        </m:sSub>
+      </m:oMath>
+      <w:r>
+        <w:t>作为</w:t>
+      </w:r>
+      <w:r>
+        <w:t>robustness check</w:t>
+      </w:r>
+    </w:p>
+    <w:p>
+      <w:pPr>
+        <w:pStyle w:val="p2"/>
+      </w:pPr>
+      <w:r>
+        <w:rPr>
+          <w:b/>
+          <w:bCs/>
+        </w:rPr>
+        <w:t>先说好消息</w:t>
+      </w:r>
+      <w:r>
+        <w:t>：你的模型确实在</w:t>
+      </w:r>
+      <w:r>
+        <w:t>"</w:t>
+      </w:r>
+      <w:r>
+        <w:t>听话地</w:t>
+      </w:r>
+      <w:r>
+        <w:t>"</w:t>
+      </w:r>
+      <w:r>
+        <w:t>响应公平权重</w:t>
+      </w:r>
+      <w:r>
+        <w:t>——α</w:t>
+      </w:r>
+      <w:r>
+        <w:t>越大，新增充电容量的分布位置确实在明显变化（不是纹丝不动），而且整体来看，伦敦的平均可达性（</w:t>
+      </w:r>
+      <m:oMath>
+        <m:acc>
+          <m:accPr>
+            <m:chr m:val="̅"/>
+            <m:ctrlPr>
+              <w:rPr>
+                <w:rFonts w:ascii="Cambria Math" w:hAnsi="Cambria Math"/>
+              </w:rPr>
+            </m:ctrlPr>
+          </m:accPr>
+          <m:e>
+            <m:r>
+              <w:rPr>
+                <w:rFonts w:ascii="Cambria Math" w:hAnsi="Cambria Math"/>
+              </w:rPr>
+              <m:t>A</m:t>
+            </m:r>
+          </m:e>
+        </m:acc>
+      </m:oMath>
+      <w:r>
+        <w:t>）几乎没有因为加了公平权重而变差，效率上没吃亏。这两点合起来，是一个挺不错的结果：</w:t>
+      </w:r>
+      <w:r>
+        <w:rPr>
+          <w:b/>
+          <w:bCs/>
+        </w:rPr>
+        <w:t>"</w:t>
+      </w:r>
+      <w:r>
+        <w:rPr>
+          <w:b/>
+          <w:bCs/>
+        </w:rPr>
+        <w:t>照顾贫困地区</w:t>
+      </w:r>
+      <w:r>
+        <w:rPr>
+          <w:b/>
+          <w:bCs/>
+        </w:rPr>
+        <w:t>"</w:t>
+      </w:r>
+      <w:r>
+        <w:rPr>
+          <w:b/>
+          <w:bCs/>
+        </w:rPr>
+        <w:t>这件事，没有让整体表现打折</w:t>
+      </w:r>
+      <w:r>
+        <w:t>。</w:t>
+      </w:r>
+    </w:p>
+    <w:p>
+      <w:pPr>
+        <w:pStyle w:val="p2"/>
+      </w:pPr>
+      <w:r>
+        <w:rPr>
+          <w:b/>
+          <w:bCs/>
+        </w:rPr>
+        <w:t>但坏消息（或者说，最有意思的地方）</w:t>
+      </w:r>
+      <w:r>
+        <w:t>：当你把结果拆开、按贫困程度分组看的时候，会发现一件怪事</w:t>
+      </w:r>
+      <w:r>
+        <w:t>——</w:t>
+      </w:r>
+      <w:r>
+        <w:rPr>
+          <w:b/>
+          <w:bCs/>
+        </w:rPr>
+        <w:t>最贫困的那</w:t>
+      </w:r>
+      <w:r>
+        <w:rPr>
+          <w:b/>
+          <w:bCs/>
+        </w:rPr>
+        <w:t>10%</w:t>
+      </w:r>
+      <w:r>
+        <w:rPr>
+          <w:b/>
+          <w:bCs/>
+        </w:rPr>
+        <w:t>地区（</w:t>
+      </w:r>
+      <w:r>
+        <w:rPr>
+          <w:b/>
+          <w:bCs/>
+        </w:rPr>
+        <w:t>decile 1</w:t>
+      </w:r>
+      <w:r>
+        <w:rPr>
+          <w:b/>
+          <w:bCs/>
+        </w:rPr>
+        <w:t>），随着公平权重加强（</w:t>
+      </w:r>
+      <w:r>
+        <w:rPr>
+          <w:b/>
+          <w:bCs/>
+        </w:rPr>
+        <w:t>α</w:t>
+      </w:r>
+      <w:r>
+        <w:rPr>
+          <w:b/>
+          <w:bCs/>
+        </w:rPr>
+        <w:t>从</w:t>
+      </w:r>
+      <w:r>
+        <w:rPr>
+          <w:b/>
+          <w:bCs/>
+        </w:rPr>
+        <w:t>0.3</w:t>
+      </w:r>
+      <w:r>
+        <w:rPr>
+          <w:b/>
+          <w:bCs/>
+        </w:rPr>
+        <w:t>到</w:t>
+      </w:r>
+      <w:r>
+        <w:rPr>
+          <w:b/>
+          <w:bCs/>
+        </w:rPr>
+        <w:t>0.5</w:t>
+      </w:r>
+      <w:r>
+        <w:rPr>
+          <w:b/>
+          <w:bCs/>
+        </w:rPr>
+        <w:t>），可达性不但没有变好，反而比</w:t>
+      </w:r>
+      <w:r>
+        <w:rPr>
+          <w:b/>
+          <w:bCs/>
+        </w:rPr>
+        <w:t>"</w:t>
+      </w:r>
+      <w:r>
+        <w:rPr>
+          <w:b/>
+          <w:bCs/>
+        </w:rPr>
+        <w:t>完全不考虑公平</w:t>
+      </w:r>
+      <w:r>
+        <w:rPr>
+          <w:b/>
+          <w:bCs/>
+        </w:rPr>
+        <w:t>"</w:t>
+      </w:r>
+      <w:r>
+        <w:rPr>
+          <w:b/>
+          <w:bCs/>
+        </w:rPr>
+        <w:t>（</w:t>
+      </w:r>
+      <w:r>
+        <w:rPr>
+          <w:b/>
+          <w:bCs/>
+        </w:rPr>
+        <w:t>α=0</w:t>
+      </w:r>
+      <w:r>
+        <w:rPr>
+          <w:b/>
+          <w:bCs/>
+        </w:rPr>
+        <w:t>）的时候还要差一点点</w:t>
+      </w:r>
+      <w:r>
+        <w:t>。反倒是最不贫困的那两组（</w:t>
+      </w:r>
+      <w:r>
+        <w:t>decile 9</w:t>
+      </w:r>
+      <w:r>
+        <w:t>、</w:t>
+      </w:r>
+      <w:r>
+        <w:t>10</w:t>
+      </w:r>
+      <w:r>
+        <w:t>），可达性涨得最多。</w:t>
+      </w:r>
+    </w:p>
+    <w:p>
+      <w:pPr>
+        <w:pStyle w:val="p2"/>
+      </w:pPr>
+      <w:r>
+        <w:t>打个比方：这就像你告诉一个资源分配系统</w:t>
+      </w:r>
+      <w:r>
+        <w:t>"</w:t>
+      </w:r>
+      <w:r>
+        <w:t>请多照顾穷人</w:t>
+      </w:r>
+      <w:r>
+        <w:t>"</w:t>
+      </w:r>
+      <w:r>
+        <w:t>，结果它确实调整了资源的摆放位置（钱真的挪动了），但挪动之后，效果最好的却是本来就过得不错的那批人。</w:t>
+      </w:r>
+    </w:p>
+    <w:p>
+      <w:pPr>
+        <w:pStyle w:val="p2"/>
+      </w:pPr>
+      <w:r>
+        <w:rPr>
+          <w:b/>
+          <w:bCs/>
+        </w:rPr>
+        <w:t>真实存在的空间效应）</w:t>
+      </w:r>
+      <w:r>
+        <w:t>：贫困地区在地理上本来就比较集中（比如市中心），它们的</w:t>
+      </w:r>
+      <w:r>
+        <w:t>"</w:t>
+      </w:r>
+      <w:r>
+        <w:t>邻居候选集</w:t>
+      </w:r>
+      <w:r>
+        <w:t>"</w:t>
+      </w:r>
+      <w:r>
+        <w:t>（</w:t>
+      </w:r>
+      <w:r>
+        <w:t>k=40</w:t>
+      </w:r>
+      <w:r>
+        <w:t>最近的</w:t>
+      </w:r>
+      <w:r>
+        <w:t>LSOA</w:t>
+      </w:r>
+      <w:r>
+        <w:t>）里可能大部分也是同样缺容量的贫困区</w:t>
+      </w:r>
+      <w:r>
+        <w:t>——</w:t>
+      </w:r>
+      <w:r>
+        <w:t>放大它们的需求权重，并不能凭空变出附近的空位，容量最后还是流向了有空位、地理位置分散、竞争没那么激烈的富裕外围区。这种情况下，</w:t>
+      </w:r>
+      <w:r>
+        <w:t>"</w:t>
+      </w:r>
+      <w:r>
+        <w:t>只加大需求权重</w:t>
+      </w:r>
+      <w:r>
+        <w:t>"</w:t>
+      </w:r>
+      <w:r>
+        <w:t>这一招，本身就不足以真正帮到贫困区，因为问题出在</w:t>
+      </w:r>
+      <w:r>
+        <w:t>"</w:t>
+      </w:r>
+      <w:r>
+        <w:t>附近没地方放</w:t>
+      </w:r>
+      <w:r>
+        <w:t>"</w:t>
+      </w:r>
+      <w:r>
+        <w:t>，不是</w:t>
+      </w:r>
+      <w:r>
+        <w:t>"</w:t>
+      </w:r>
+      <w:r>
+        <w:t>没被重视</w:t>
+      </w:r>
+      <w:r>
+        <w:t>"</w:t>
+      </w:r>
+    </w:p>
+    <w:p>
+      <w:pPr>
+        <w:pStyle w:val="p2"/>
+      </w:pPr>
+      <w:r>
+        <w:rPr>
+          <w:b/>
+          <w:bCs/>
+        </w:rPr>
+        <w:t>"</w:t>
+      </w:r>
+      <w:r>
+        <w:rPr>
+          <w:b/>
+          <w:bCs/>
+        </w:rPr>
+        <w:t>仅仅提高贫困地区的需求权重，并不足以保证它们真正获得更多可达性提升</w:t>
+      </w:r>
+      <w:r>
+        <w:rPr>
+          <w:b/>
+          <w:bCs/>
+        </w:rPr>
+        <w:t>"</w:t>
+      </w:r>
+      <w:r>
+        <w:t>——</w:t>
+      </w:r>
+      <w:r>
+        <w:t>这其实是一个在</w:t>
+      </w:r>
+      <w:r>
+        <w:t>equity-oriented</w:t>
+      </w:r>
+      <w:r>
+        <w:t>规划文献里很有共鸣的论点（很多研究都发现，光靠</w:t>
+      </w:r>
+      <w:r>
+        <w:t>"</w:t>
+      </w:r>
+      <w:r>
+        <w:t>喊优先级</w:t>
+      </w:r>
+      <w:r>
+        <w:t>"</w:t>
+      </w:r>
+      <w:r>
+        <w:t>式的干预，如果不配合空间结构本身的调整，效果会打折甚至适得其反）。这会让你的</w:t>
+      </w:r>
+      <w:r>
+        <w:t>dissertation</w:t>
+      </w:r>
+      <w:r>
+        <w:t>从</w:t>
+      </w:r>
+      <w:r>
+        <w:t>"</w:t>
+      </w:r>
+      <w:r>
+        <w:t>我做了一个公平权重、它生效了</w:t>
+      </w:r>
+      <w:r>
+        <w:t>"</w:t>
+      </w:r>
+      <w:r>
+        <w:t>，往上提升一个层次，变成</w:t>
+      </w:r>
+      <w:r>
+        <w:t>"</w:t>
+      </w:r>
+      <w:r>
+        <w:t>我做了一个公平权重，然后发现光有权重是不够的，还需要配合别的机制</w:t>
+      </w:r>
+      <w:r>
+        <w:t>"——</w:t>
+      </w:r>
+      <w:r>
+        <w:t>这是一个更有研究深度、更容易在</w:t>
+      </w:r>
+      <w:r>
+        <w:t>discussion</w:t>
+      </w:r>
+      <w:r>
+        <w:t>里跟文献对话的角度</w:t>
+      </w:r>
+    </w:p>
+    <w:p>
+      <w:pPr>
+        <w:pStyle w:val="p2"/>
+      </w:pPr>
+      <w:r>
+        <w:t>normalize</w:t>
+      </w:r>
+      <w:r>
+        <w:t>之后</w:t>
+      </w:r>
+      <w:r>
+        <w:t>decile1</w:t>
+      </w:r>
+      <w:r>
+        <w:t>的趋势从</w:t>
+      </w:r>
+      <w:r>
+        <w:t>"B</w:t>
+      </w:r>
+      <w:r>
+        <w:t>正、</w:t>
+      </w:r>
+      <w:r>
+        <w:t>C</w:t>
+      </w:r>
+      <w:r>
+        <w:t>骤降、</w:t>
+      </w:r>
+      <w:r>
+        <w:t>D</w:t>
+      </w:r>
+      <w:r>
+        <w:t>回升</w:t>
+      </w:r>
+      <w:r>
+        <w:t>"</w:t>
+      </w:r>
+      <w:r>
+        <w:t>这种不规则的坑，变成了</w:t>
+      </w:r>
+      <w:r>
+        <w:t>"-0.0119→-0.0110→-0.0092"</w:t>
+      </w:r>
+      <w:r>
+        <w:t>这种随</w:t>
+      </w:r>
+      <w:r>
+        <w:t>α</w:t>
+      </w:r>
+      <w:r>
+        <w:t>增大逐渐没那么负的单调趋势</w:t>
+      </w:r>
+      <w:r>
+        <w:t>——</w:t>
+      </w:r>
+      <w:r>
+        <w:t>说明</w:t>
+      </w:r>
+      <w:r>
+        <w:t>normalize</w:t>
+      </w:r>
+      <w:r>
+        <w:t>确实把</w:t>
+      </w:r>
+      <w:r>
+        <w:t>"</w:t>
+      </w:r>
+      <w:r>
+        <w:t>总量增长</w:t>
+      </w:r>
+      <w:r>
+        <w:t>"</w:t>
+      </w:r>
+      <w:r>
+        <w:t>这个噪音滤掉了一部分，让底层的空间效应显得更干净。这个可以在写作里提一句</w:t>
+      </w:r>
+    </w:p>
+    <w:p>
+      <w:pPr>
+        <w:pStyle w:val="p2"/>
+      </w:pPr>
+    </w:p>
+    <w:p>
+      <w:pPr>
+        <w:pStyle w:val="p2"/>
+        <w:numPr>
+          <w:ilvl w:val="0"/>
+          <w:numId w:val="59"/>
+        </w:numPr>
+      </w:pPr>
+      <w:r>
+        <w:t>你</w:t>
+      </w:r>
+      <w:r>
+        <w:t>O2</w:t>
+      </w:r>
+      <w:r>
+        <w:t>已经发现：</w:t>
+      </w:r>
+      <w:r>
+        <w:rPr>
+          <w:b/>
+          <w:bCs/>
+        </w:rPr>
+        <w:t>"true desert"</w:t>
+      </w:r>
+      <w:r>
+        <w:rPr>
+          <w:b/>
+          <w:bCs/>
+        </w:rPr>
+        <w:t>（完全没供给</w:t>
+      </w:r>
+      <w:r>
+        <w:rPr>
+          <w:b/>
+          <w:bCs/>
+        </w:rPr>
+        <w:t>+</w:t>
+      </w:r>
+      <w:r>
+        <w:rPr>
+          <w:b/>
+          <w:bCs/>
+        </w:rPr>
+        <w:t>需求不低）集中在最不贫困的</w:t>
+      </w:r>
+      <w:r>
+        <w:rPr>
+          <w:b/>
+          <w:bCs/>
+        </w:rPr>
+        <w:t>decile</w:t>
+      </w:r>
+      <w:r>
+        <w:rPr>
+          <w:b/>
+          <w:bCs/>
+        </w:rPr>
+        <w:t>（</w:t>
+      </w:r>
+      <w:r>
+        <w:rPr>
+          <w:b/>
+          <w:bCs/>
+        </w:rPr>
+        <w:t>38.2%</w:t>
+      </w:r>
+      <w:r>
+        <w:rPr>
+          <w:b/>
+          <w:bCs/>
+        </w:rPr>
+        <w:t>），而不是最贫困的</w:t>
+      </w:r>
+      <w:r>
+        <w:rPr>
+          <w:b/>
+          <w:bCs/>
+        </w:rPr>
+        <w:t>decile</w:t>
+      </w:r>
+      <w:r>
+        <w:rPr>
+          <w:b/>
+          <w:bCs/>
+        </w:rPr>
+        <w:t>（</w:t>
+      </w:r>
+      <w:r>
+        <w:rPr>
+          <w:b/>
+          <w:bCs/>
+        </w:rPr>
+        <w:t>9.6%</w:t>
+      </w:r>
+      <w:r>
+        <w:rPr>
+          <w:b/>
+          <w:bCs/>
+        </w:rPr>
+        <w:t>）</w:t>
+      </w:r>
+      <w:r>
+        <w:t>——</w:t>
+      </w:r>
+      <w:r>
+        <w:t>说明市中心贫困区本身现有供给已经比较密集，反而外围富裕区有更多</w:t>
+      </w:r>
+      <w:r>
+        <w:t>"</w:t>
+      </w:r>
+      <w:r>
+        <w:t>完全空白、随便放一个新点位就能显著清掉一大片缺口</w:t>
+      </w:r>
+      <w:r>
+        <w:t>"</w:t>
+      </w:r>
+      <w:r>
+        <w:t>的地方。</w:t>
+      </w:r>
+    </w:p>
+    <w:p>
+      <w:pPr>
+        <w:pStyle w:val="p2"/>
+        <w:numPr>
+          <w:ilvl w:val="0"/>
+          <w:numId w:val="59"/>
+        </w:numPr>
+      </w:pPr>
+      <w:r>
+        <w:t>你的</w:t>
+      </w:r>
+      <w:r>
+        <w:t>k=40</w:t>
+      </w:r>
+      <w:r>
+        <w:t>候选集是按地理最近算的</w:t>
+      </w:r>
+      <w:r>
+        <w:t>——</w:t>
+      </w:r>
+      <w:r>
+        <w:t>贫困区往往在空间上彼此挨得很近（市中心那一圈），意味着</w:t>
+      </w:r>
+      <w:r>
+        <w:rPr>
+          <w:b/>
+          <w:bCs/>
+        </w:rPr>
+        <w:t>给贫困区提高优先级，很大程度上是在让贫困区内部互相竞争同一批本来就紧张的邻近候选点</w:t>
+      </w:r>
+      <w:r>
+        <w:t>，而不是真的把新容量吸引过去。</w:t>
+      </w:r>
+    </w:p>
+    <w:p>
+      <w:pPr>
+        <w:pStyle w:val="p2"/>
+        <w:numPr>
+          <w:ilvl w:val="0"/>
+          <w:numId w:val="59"/>
+        </w:numPr>
+      </w:pPr>
+      <w:r>
+        <w:t>而富裕区地理上更分散、竞争没那么激烈，模型在</w:t>
+      </w:r>
+      <w:r>
+        <w:t>"</w:t>
+      </w:r>
+      <w:r>
+        <w:t>花一个新增单位最多能减少多少总</w:t>
+      </w:r>
+      <w:r>
+        <w:t>slack"</w:t>
+      </w:r>
+      <w:r>
+        <w:t>这道优化题里，往往会发现放在富裕区</w:t>
+      </w:r>
+      <w:r>
+        <w:t>"</w:t>
+      </w:r>
+      <w:r>
+        <w:t>性价比更高</w:t>
+      </w:r>
+      <w:r>
+        <w:t>"——</w:t>
+      </w:r>
+      <w:r>
+        <w:t>一个新点位能干净利落地清掉一片缺口，比投进贫困区那个拥挤的竞争池划算。</w:t>
+      </w:r>
+    </w:p>
+    <w:p>
+      <w:pPr>
+        <w:pStyle w:val="p2"/>
+      </w:pPr>
+      <w:r>
+        <w:rPr>
+          <w:b/>
+          <w:bCs/>
+        </w:rPr>
+        <w:t>这套机制解释可以直接写：</w:t>
+      </w:r>
+      <w:r>
+        <w:rPr>
+          <w:b/>
+          <w:bCs/>
+        </w:rPr>
+        <w:t>equity weighting</w:t>
+      </w:r>
+      <w:r>
+        <w:rPr>
+          <w:b/>
+          <w:bCs/>
+        </w:rPr>
+        <w:t>改变了</w:t>
+      </w:r>
+      <w:r>
+        <w:rPr>
+          <w:b/>
+          <w:bCs/>
+        </w:rPr>
+        <w:t>"</w:t>
+      </w:r>
+      <w:r>
+        <w:rPr>
+          <w:b/>
+          <w:bCs/>
+        </w:rPr>
+        <w:t>谁的需求被优先看重</w:t>
+      </w:r>
+      <w:r>
+        <w:rPr>
+          <w:b/>
+          <w:bCs/>
+        </w:rPr>
+        <w:t>"</w:t>
+      </w:r>
+      <w:r>
+        <w:rPr>
+          <w:b/>
+          <w:bCs/>
+        </w:rPr>
+        <w:t>，但没有改变</w:t>
+      </w:r>
+      <w:r>
+        <w:rPr>
+          <w:b/>
+          <w:bCs/>
+        </w:rPr>
+        <w:t>"</w:t>
+      </w:r>
+      <w:r>
+        <w:rPr>
+          <w:b/>
+          <w:bCs/>
+        </w:rPr>
+        <w:t>附近到底有没有地方能放新容量</w:t>
+      </w:r>
+      <w:r>
+        <w:rPr>
+          <w:b/>
+          <w:bCs/>
+        </w:rPr>
+        <w:t>"</w:t>
+      </w:r>
+      <w:r>
+        <w:rPr>
+          <w:b/>
+          <w:bCs/>
+        </w:rPr>
+        <w:t>这个空间结构性约束</w:t>
+      </w:r>
+      <w:r>
+        <w:rPr>
+          <w:b/>
+          <w:bCs/>
+        </w:rPr>
+        <w:t>——</w:t>
+      </w:r>
+      <w:r>
+        <w:rPr>
+          <w:b/>
+          <w:bCs/>
+        </w:rPr>
+        <w:t>当两者冲突时，后者说了算。</w:t>
+      </w:r>
+    </w:p>
+    <w:p>
+      <w:pPr>
+        <w:pStyle w:val="p2"/>
+      </w:pPr>
+    </w:p>
+    <w:p>
+      <w:pPr>
+        <w:pStyle w:val="p2"/>
         <w:rPr>
           <w:rFonts w:hint="eastAsia"/>
         </w:rPr>
@@ -14222,25 +15183,1225 @@
       <w:pPr>
         <w:pStyle w:val="p2"/>
       </w:pPr>
+      <w:r>
+        <w:rPr>
+          <w:b/>
+          <w:bCs/>
+        </w:rPr>
+        <w:t>p</w:t>
+      </w:r>
+      <w:r>
+        <w:rPr>
+          <w:b/>
+          <w:bCs/>
+        </w:rPr>
+        <w:t>基本不改变</w:t>
+      </w:r>
+      <w:r>
+        <w:rPr>
+          <w:b/>
+          <w:bCs/>
+        </w:rPr>
+        <w:t>"</w:t>
+      </w:r>
+      <w:r>
+        <w:rPr>
+          <w:b/>
+          <w:bCs/>
+        </w:rPr>
+        <w:t>钱要花在哪</w:t>
+      </w:r>
+      <w:r>
+        <w:rPr>
+          <w:b/>
+          <w:bCs/>
+        </w:rPr>
+        <w:t>"</w:t>
+      </w:r>
+      <w:r>
+        <w:rPr>
+          <w:b/>
+          <w:bCs/>
+        </w:rPr>
+        <w:t>这个决定，只改变</w:t>
+      </w:r>
+      <w:r>
+        <w:rPr>
+          <w:b/>
+          <w:bCs/>
+        </w:rPr>
+        <w:t>"</w:t>
+      </w:r>
+      <w:r>
+        <w:rPr>
+          <w:b/>
+          <w:bCs/>
+        </w:rPr>
+        <w:t>能兜住多少本来兜不住的需求</w:t>
+      </w:r>
+      <w:r>
+        <w:rPr>
+          <w:b/>
+          <w:bCs/>
+        </w:rPr>
+        <w:t>"</w:t>
+      </w:r>
+      <w:r>
+        <w:t>。这个不是</w:t>
+      </w:r>
+      <w:r>
+        <w:t>bug</w:t>
+      </w:r>
+      <w:r>
+        <w:t>，是你这套</w:t>
+      </w:r>
+      <w:r>
+        <w:t>"slack</w:t>
+      </w:r>
+      <w:r>
+        <w:t>只要花钱就能抹平</w:t>
+      </w:r>
+      <w:r>
+        <w:t>"</w:t>
+      </w:r>
+      <w:r>
+        <w:t>的模型设计本身注定的结果（我上一条消息解释过数学原因）。可以理解成：模型先想好</w:t>
+      </w:r>
+      <w:r>
+        <w:t>"</w:t>
+      </w:r>
+      <w:r>
+        <w:t>理论上最该怎么摆</w:t>
+      </w:r>
+      <w:r>
+        <w:t>"</w:t>
+      </w:r>
+      <w:r>
+        <w:t>，这个想法不太受手头预算影响；预算变大只是让更多</w:t>
+      </w:r>
+      <w:r>
+        <w:t>"</w:t>
+      </w:r>
+      <w:r>
+        <w:t>理论上该摆但差点钱</w:t>
+      </w:r>
+      <w:r>
+        <w:t>"</w:t>
+      </w:r>
+      <w:r>
+        <w:t>的地方真的摆上了。这个也值得在</w:t>
+      </w:r>
+      <w:r>
+        <w:t>discussion</w:t>
+      </w:r>
+      <w:r>
+        <w:t>里提一句，算是对你</w:t>
+      </w:r>
+      <w:r>
+        <w:t>p-median</w:t>
+      </w:r>
+      <w:r>
+        <w:t>这个模型行为方式的一个诚实交代。</w:t>
+      </w:r>
     </w:p>
     <w:p>
       <w:pPr>
         <w:pStyle w:val="p2"/>
+        <w:rPr>
+          <w:rFonts w:hint="eastAsia"/>
+        </w:rPr>
       </w:pPr>
     </w:p>
     <w:p>
       <w:pPr>
         <w:pStyle w:val="p2"/>
       </w:pPr>
+      <w:r>
+        <w:t>你的</w:t>
+      </w:r>
+      <w:r>
+        <w:t xml:space="preserve"> EDA </w:t>
+      </w:r>
+      <w:r>
+        <w:t>和需求估计其实比之前稳定很多。</w:t>
+      </w:r>
+      <w:r>
+        <w:t xml:space="preserve">4994 </w:t>
+      </w:r>
+      <w:r>
+        <w:t>个</w:t>
+      </w:r>
+      <w:r>
+        <w:t xml:space="preserve"> London LSOA </w:t>
+      </w:r>
+      <w:r>
+        <w:t>全部对齐，核心变量没有异常缺失；</w:t>
+      </w:r>
+      <w:proofErr w:type="spellStart"/>
+      <w:r>
+        <w:t>U_i</w:t>
+      </w:r>
+      <w:proofErr w:type="spellEnd"/>
+      <w:r>
+        <w:t> </w:t>
+      </w:r>
+      <w:r>
+        <w:t>的</w:t>
+      </w:r>
+      <w:r>
+        <w:t xml:space="preserve"> 1837 </w:t>
+      </w:r>
+      <w:r>
+        <w:t>个</w:t>
+      </w:r>
+      <w:r>
+        <w:t xml:space="preserve"> missing </w:t>
+      </w:r>
+      <w:r>
+        <w:t>恰好对应没有</w:t>
+      </w:r>
+      <w:r>
+        <w:t xml:space="preserve"> on-street provision </w:t>
+      </w:r>
+      <w:r>
+        <w:t>的</w:t>
+      </w:r>
+      <w:r>
+        <w:t xml:space="preserve"> LSOA</w:t>
+      </w:r>
+      <w:r>
+        <w:t>，后面又被</w:t>
+      </w:r>
+      <w:r>
+        <w:t xml:space="preserve"> neutral adjustment </w:t>
+      </w:r>
+      <w:r>
+        <w:t>处理成</w:t>
+      </w:r>
+      <w:r>
+        <w:t xml:space="preserve"> 1</w:t>
+      </w:r>
+      <w:r>
+        <w:t>，所以这里不是数据错误。</w:t>
+      </w:r>
     </w:p>
     <w:p>
       <w:pPr>
         <w:pStyle w:val="p2"/>
       </w:pPr>
+      <w:r>
+        <w:t>现有供给的空间错配也很明显：</w:t>
+      </w:r>
+      <w:r>
+        <w:rPr>
+          <w:b/>
+          <w:bCs/>
+        </w:rPr>
+        <w:t xml:space="preserve">36.8% </w:t>
+      </w:r>
+      <w:r>
+        <w:rPr>
+          <w:b/>
+          <w:bCs/>
+        </w:rPr>
+        <w:t>的</w:t>
+      </w:r>
+      <w:r>
+        <w:rPr>
+          <w:b/>
+          <w:bCs/>
+        </w:rPr>
+        <w:t xml:space="preserve"> LSOA </w:t>
+      </w:r>
+      <w:r>
+        <w:rPr>
+          <w:b/>
+          <w:bCs/>
+        </w:rPr>
+        <w:t>完全没有</w:t>
+      </w:r>
+      <w:r>
+        <w:rPr>
+          <w:b/>
+          <w:bCs/>
+        </w:rPr>
+        <w:t xml:space="preserve"> registered on-street provision</w:t>
+      </w:r>
+      <w:r>
+        <w:rPr>
+          <w:b/>
+          <w:bCs/>
+        </w:rPr>
+        <w:t>，</w:t>
+      </w:r>
+      <w:r>
+        <w:rPr>
+          <w:b/>
+          <w:bCs/>
+        </w:rPr>
+        <w:t xml:space="preserve">8.1% </w:t>
+      </w:r>
+      <w:r>
+        <w:rPr>
+          <w:b/>
+          <w:bCs/>
+        </w:rPr>
+        <w:t>有</w:t>
+      </w:r>
+      <w:r>
+        <w:rPr>
+          <w:b/>
+          <w:bCs/>
+        </w:rPr>
+        <w:t xml:space="preserve"> provision </w:t>
+      </w:r>
+      <w:r>
+        <w:rPr>
+          <w:b/>
+          <w:bCs/>
+        </w:rPr>
+        <w:t>但</w:t>
+      </w:r>
+      <w:r>
+        <w:rPr>
+          <w:b/>
+          <w:bCs/>
+        </w:rPr>
+        <w:t xml:space="preserve"> September </w:t>
+      </w:r>
+      <w:r>
+        <w:rPr>
+          <w:b/>
+          <w:bCs/>
+        </w:rPr>
+        <w:t>没有</w:t>
+      </w:r>
+      <w:r>
+        <w:rPr>
+          <w:b/>
+          <w:bCs/>
+        </w:rPr>
+        <w:t xml:space="preserve"> observed </w:t>
+      </w:r>
+      <w:proofErr w:type="spellStart"/>
+      <w:r>
+        <w:rPr>
+          <w:b/>
+          <w:bCs/>
+        </w:rPr>
+        <w:t>utilisation</w:t>
+      </w:r>
+      <w:proofErr w:type="spellEnd"/>
+      <w:r>
+        <w:rPr>
+          <w:b/>
+          <w:bCs/>
+        </w:rPr>
+        <w:t>，</w:t>
+      </w:r>
+      <w:r>
+        <w:rPr>
+          <w:b/>
+          <w:bCs/>
+        </w:rPr>
+        <w:t xml:space="preserve">55.1% </w:t>
+      </w:r>
+      <w:r>
+        <w:rPr>
+          <w:b/>
+          <w:bCs/>
+        </w:rPr>
+        <w:t>有正</w:t>
+      </w:r>
+      <w:r>
+        <w:rPr>
+          <w:b/>
+          <w:bCs/>
+        </w:rPr>
+        <w:t xml:space="preserve"> </w:t>
+      </w:r>
+      <w:proofErr w:type="spellStart"/>
+      <w:r>
+        <w:rPr>
+          <w:b/>
+          <w:bCs/>
+        </w:rPr>
+        <w:t>utilisation</w:t>
+      </w:r>
+      <w:proofErr w:type="spellEnd"/>
+      <w:r>
+        <w:rPr>
+          <w:b/>
+          <w:bCs/>
+        </w:rPr>
+        <w:t>。</w:t>
+      </w:r>
+      <w:r>
+        <w:t xml:space="preserve"> Household vehicle stock </w:t>
+      </w:r>
+      <w:r>
+        <w:t>与现有</w:t>
+      </w:r>
+      <w:r>
+        <w:t xml:space="preserve"> charging locations </w:t>
+      </w:r>
+      <w:r>
+        <w:t>的相关系数约为</w:t>
+      </w:r>
+      <w:r>
+        <w:t> </w:t>
+      </w:r>
+      <w:r>
+        <w:rPr>
+          <w:b/>
+          <w:bCs/>
+        </w:rPr>
+        <w:t>−0.274</w:t>
+      </w:r>
+      <w:r>
+        <w:t>，</w:t>
+      </w:r>
+      <w:r>
+        <w:t xml:space="preserve">income deprivation </w:t>
+      </w:r>
+      <w:r>
+        <w:t>与</w:t>
+      </w:r>
+      <w:r>
+        <w:t xml:space="preserve"> provision </w:t>
+      </w:r>
+      <w:r>
+        <w:t>约为</w:t>
+      </w:r>
+      <w:r>
+        <w:t> </w:t>
+      </w:r>
+      <w:r>
+        <w:rPr>
+          <w:b/>
+          <w:bCs/>
+        </w:rPr>
+        <w:t>−0.088</w:t>
+      </w:r>
+      <w:r>
+        <w:t>，</w:t>
+      </w:r>
+      <w:r>
+        <w:t xml:space="preserve">income deprivation </w:t>
+      </w:r>
+      <w:r>
+        <w:t>与</w:t>
+      </w:r>
+      <w:r>
+        <w:t xml:space="preserve"> </w:t>
+      </w:r>
+      <w:proofErr w:type="spellStart"/>
+      <w:r>
+        <w:t>utilisation</w:t>
+      </w:r>
+      <w:proofErr w:type="spellEnd"/>
+      <w:r>
+        <w:t xml:space="preserve"> </w:t>
+      </w:r>
+      <w:r>
+        <w:t>也只有约</w:t>
+      </w:r>
+      <w:r>
+        <w:t> </w:t>
+      </w:r>
+      <w:r>
+        <w:rPr>
+          <w:b/>
+          <w:bCs/>
+        </w:rPr>
+        <w:t>+0.080</w:t>
+      </w:r>
+      <w:r>
+        <w:t>。这很好地支持了你</w:t>
+      </w:r>
+      <w:r>
+        <w:t xml:space="preserve"> LR → methodology → EDA </w:t>
+      </w:r>
+      <w:r>
+        <w:t>的那句话：现有基础设施空间格局并不会简单跟随</w:t>
+      </w:r>
+      <w:r>
+        <w:t xml:space="preserve"> household demand </w:t>
+      </w:r>
+      <w:r>
+        <w:t>或</w:t>
+      </w:r>
+      <w:r>
+        <w:t xml:space="preserve"> deprivation</w:t>
+      </w:r>
+      <w:r>
+        <w:t>。</w:t>
+      </w:r>
+    </w:p>
+    <w:p>
+      <w:pPr>
+        <w:pStyle w:val="p2"/>
+      </w:pPr>
+      <w:r>
+        <w:t>你的</w:t>
+      </w:r>
+      <w:r>
+        <w:t xml:space="preserve"> demand weighting </w:t>
+      </w:r>
+      <w:r>
+        <w:t>也确实按照设计在工作。</w:t>
+      </w:r>
+      <w:r>
+        <w:t xml:space="preserve">Baseline </w:t>
+      </w:r>
+      <w:r>
+        <w:t>总</w:t>
+      </w:r>
+      <w:r>
+        <w:t xml:space="preserve"> recognized demand </w:t>
+      </w:r>
+      <w:r>
+        <w:t>是约</w:t>
+      </w:r>
+      <w:r>
+        <w:t> </w:t>
+      </w:r>
+      <w:r>
+        <w:rPr>
+          <w:b/>
+          <w:bCs/>
+        </w:rPr>
+        <w:t>347,151</w:t>
+      </w:r>
+      <w:r>
+        <w:t>；</w:t>
+      </w:r>
+      <w:r>
+        <w:t xml:space="preserve">α </w:t>
+      </w:r>
+      <w:r>
+        <w:t>从</w:t>
+      </w:r>
+      <w:r>
+        <w:t xml:space="preserve"> 0 → 0.1 → 0.3 → 0.5 </w:t>
+      </w:r>
+      <w:r>
+        <w:t>后，总量分别变为约</w:t>
+      </w:r>
+      <w:r>
+        <w:t> </w:t>
+      </w:r>
+      <w:r>
+        <w:rPr>
+          <w:b/>
+          <w:bCs/>
+        </w:rPr>
+        <w:t>355,755</w:t>
+      </w:r>
+      <w:r>
+        <w:rPr>
+          <w:b/>
+          <w:bCs/>
+        </w:rPr>
+        <w:t>、</w:t>
+      </w:r>
+      <w:r>
+        <w:rPr>
+          <w:b/>
+          <w:bCs/>
+        </w:rPr>
+        <w:t>372,962</w:t>
+      </w:r>
+      <w:r>
+        <w:rPr>
+          <w:b/>
+          <w:bCs/>
+        </w:rPr>
+        <w:t>、</w:t>
+      </w:r>
+      <w:r>
+        <w:rPr>
+          <w:b/>
+          <w:bCs/>
+        </w:rPr>
+        <w:t>390,170</w:t>
+      </w:r>
+      <w:r>
+        <w:t>。最贫困</w:t>
+      </w:r>
+      <w:r>
+        <w:t xml:space="preserve"> decile </w:t>
+      </w:r>
+      <w:r>
+        <w:t>的</w:t>
+      </w:r>
+      <w:r>
+        <w:t xml:space="preserve"> demand share </w:t>
+      </w:r>
+      <w:r>
+        <w:t>从</w:t>
+      </w:r>
+      <w:r>
+        <w:t> </w:t>
+      </w:r>
+      <w:r>
+        <w:rPr>
+          <w:b/>
+          <w:bCs/>
+        </w:rPr>
+        <w:t xml:space="preserve">7.19% </w:t>
+      </w:r>
+      <w:r>
+        <w:rPr>
+          <w:b/>
+          <w:bCs/>
+        </w:rPr>
+        <w:t>上升至</w:t>
+      </w:r>
+      <w:r>
+        <w:rPr>
+          <w:b/>
+          <w:bCs/>
+        </w:rPr>
+        <w:t xml:space="preserve"> 8.13%</w:t>
+      </w:r>
+      <w:r>
+        <w:t>，而最富裕</w:t>
+      </w:r>
+      <w:r>
+        <w:t xml:space="preserve"> decile </w:t>
+      </w:r>
+      <w:r>
+        <w:t>从</w:t>
+      </w:r>
+      <w:r>
+        <w:t> </w:t>
+      </w:r>
+      <w:r>
+        <w:rPr>
+          <w:b/>
+          <w:bCs/>
+        </w:rPr>
+        <w:t xml:space="preserve">12.42% </w:t>
+      </w:r>
+      <w:r>
+        <w:rPr>
+          <w:b/>
+          <w:bCs/>
+        </w:rPr>
+        <w:t>降到</w:t>
+      </w:r>
+      <w:r>
+        <w:rPr>
+          <w:b/>
+          <w:bCs/>
+        </w:rPr>
+        <w:t xml:space="preserve"> 11.36%</w:t>
+      </w:r>
+      <w:r>
+        <w:t>。所以可以非常明确地说：</w:t>
+      </w:r>
+      <w:r>
+        <w:rPr>
+          <w:b/>
+          <w:bCs/>
+        </w:rPr>
+        <w:t xml:space="preserve">equity weighting </w:t>
+      </w:r>
+      <w:r>
+        <w:rPr>
+          <w:b/>
+          <w:bCs/>
+        </w:rPr>
+        <w:t>确实相对提高了</w:t>
+      </w:r>
+      <w:r>
+        <w:rPr>
+          <w:b/>
+          <w:bCs/>
+        </w:rPr>
+        <w:t xml:space="preserve"> deprived LSOAs </w:t>
+      </w:r>
+      <w:r>
+        <w:rPr>
+          <w:b/>
+          <w:bCs/>
+        </w:rPr>
+        <w:t>的</w:t>
+      </w:r>
+      <w:r>
+        <w:rPr>
+          <w:b/>
+          <w:bCs/>
+        </w:rPr>
+        <w:t xml:space="preserve"> planning priority</w:t>
+      </w:r>
+      <w:r>
+        <w:rPr>
+          <w:b/>
+          <w:bCs/>
+        </w:rPr>
+        <w:t>，但没有推翻</w:t>
+      </w:r>
+      <w:r>
+        <w:rPr>
+          <w:b/>
+          <w:bCs/>
+        </w:rPr>
+        <w:t xml:space="preserve"> vehicle ownership </w:t>
+      </w:r>
+      <w:r>
+        <w:rPr>
+          <w:b/>
+          <w:bCs/>
+        </w:rPr>
+        <w:t>形成的基础</w:t>
+      </w:r>
+      <w:r>
+        <w:rPr>
+          <w:b/>
+          <w:bCs/>
+        </w:rPr>
+        <w:t xml:space="preserve"> demand geography</w:t>
+      </w:r>
+      <w:r>
+        <w:rPr>
+          <w:b/>
+          <w:bCs/>
+        </w:rPr>
+        <w:t>。</w:t>
+      </w:r>
+    </w:p>
+    <w:p>
+      <w:pPr>
+        <w:pStyle w:val="p2"/>
+      </w:pPr>
+      <w:r>
+        <w:t>这正好支持你现在</w:t>
+      </w:r>
+      <w:r>
+        <w:t xml:space="preserve"> 4.1 </w:t>
+      </w:r>
+      <w:r>
+        <w:t>里的判断：</w:t>
+      </w:r>
+      <w:r>
+        <w:t xml:space="preserve">equity term </w:t>
+      </w:r>
+      <w:r>
+        <w:t>是</w:t>
+      </w:r>
+      <w:r>
+        <w:t xml:space="preserve"> secondary adjustment</w:t>
+      </w:r>
+      <w:r>
+        <w:t>，而不是把原来的</w:t>
+      </w:r>
+      <w:r>
+        <w:t xml:space="preserve"> demand skeleton </w:t>
+      </w:r>
+      <w:r>
+        <w:t>完全重写。这个结果是很干净的。</w:t>
+      </w:r>
+    </w:p>
+    <w:p>
+      <w:pPr>
+        <w:pStyle w:val="p2"/>
+      </w:pPr>
+      <w:r>
+        <w:t>你</w:t>
+      </w:r>
+      <w:r>
+        <w:t xml:space="preserve"> 4.2 </w:t>
+      </w:r>
+      <w:r>
+        <w:t>的三个</w:t>
+      </w:r>
+      <w:r>
+        <w:t xml:space="preserve"> finding </w:t>
+      </w:r>
+      <w:r>
+        <w:t>也有故事性：</w:t>
+      </w:r>
+    </w:p>
+    <w:p>
+      <w:pPr>
+        <w:pStyle w:val="p2"/>
+      </w:pPr>
+      <w:r>
+        <w:t>deprived → affluent</w:t>
+      </w:r>
+      <w:r>
+        <w:t>：</w:t>
+      </w:r>
+      <w:r>
+        <w:t>model-defined “desert” 9.6% → 38.2%</w:t>
+      </w:r>
+      <w:r>
+        <w:br/>
+        <w:t>saturated/underprovided</w:t>
+      </w:r>
+      <w:r>
+        <w:t>：</w:t>
+      </w:r>
+      <w:r>
+        <w:t>33.2% → 25.2%</w:t>
+      </w:r>
+      <w:r>
+        <w:br/>
+        <w:t>low-demand/no-provision</w:t>
+      </w:r>
+      <w:r>
+        <w:t>：</w:t>
+      </w:r>
+      <w:r>
+        <w:t>25.0% → 3.6%</w:t>
+      </w:r>
+    </w:p>
+    <w:p>
+      <w:pPr>
+        <w:pStyle w:val="p2"/>
+      </w:pPr>
+      <w:r>
+        <w:t>尤其第三个现象非常适合连接你的</w:t>
+      </w:r>
+      <w:r>
+        <w:t xml:space="preserve"> equity weighting</w:t>
+      </w:r>
+      <w:r>
+        <w:t>：</w:t>
+      </w:r>
+      <w:r>
+        <w:rPr>
+          <w:b/>
+          <w:bCs/>
+        </w:rPr>
+        <w:t xml:space="preserve">car-ownership-based demand </w:t>
+      </w:r>
+      <w:r>
+        <w:rPr>
+          <w:b/>
+          <w:bCs/>
+        </w:rPr>
+        <w:t>本身会把很多</w:t>
+      </w:r>
+      <w:r>
+        <w:rPr>
+          <w:b/>
+          <w:bCs/>
+        </w:rPr>
+        <w:t xml:space="preserve"> deprived LSOAs </w:t>
+      </w:r>
+      <w:r>
+        <w:rPr>
+          <w:b/>
+          <w:bCs/>
+        </w:rPr>
+        <w:t>判成低需求。</w:t>
+      </w:r>
+    </w:p>
+    <w:p>
+      <w:pPr>
+        <w:pStyle w:val="p2"/>
+      </w:pPr>
+      <w:r>
+        <w:t>不过这里有一个写作上的小心点：不要把第一个称作现实意义上的</w:t>
+      </w:r>
+      <w:r>
+        <w:t xml:space="preserve"> “charging desert” </w:t>
+      </w:r>
+      <w:r>
+        <w:t>后直接得出</w:t>
+      </w:r>
+      <w:r>
+        <w:t>“</w:t>
+      </w:r>
+      <w:r>
+        <w:t>富裕地区缺充电桩更多</w:t>
+      </w:r>
+      <w:r>
+        <w:t>”</w:t>
+      </w:r>
+      <w:r>
+        <w:t>。因为你的</w:t>
+      </w:r>
+      <w:r>
+        <w:t xml:space="preserve"> demand </w:t>
+      </w:r>
+      <w:r>
+        <w:t>是</w:t>
+      </w:r>
+      <w:r>
+        <w:t xml:space="preserve"> car ownership proxy</w:t>
+      </w:r>
+      <w:r>
+        <w:t>，而</w:t>
+      </w:r>
+      <w:r>
+        <w:t xml:space="preserve"> affluent outer London </w:t>
+      </w:r>
+      <w:r>
+        <w:t>本来就更高</w:t>
+      </w:r>
+      <w:r>
+        <w:t xml:space="preserve"> car ownership</w:t>
+      </w:r>
+      <w:r>
+        <w:t>。最好写成</w:t>
+      </w:r>
+      <w:r>
+        <w:t> </w:t>
+      </w:r>
+      <w:r>
+        <w:rPr>
+          <w:b/>
+          <w:bCs/>
+        </w:rPr>
+        <w:t>“model-defined high-demand/no-provision mismatch”</w:t>
+      </w:r>
+      <w:r>
+        <w:t>，然后明确说它不等于真实</w:t>
+      </w:r>
+      <w:r>
+        <w:t xml:space="preserve"> public-charging dependence</w:t>
+      </w:r>
+      <w:r>
+        <w:t>。你</w:t>
+      </w:r>
+      <w:r>
+        <w:t xml:space="preserve"> outline </w:t>
+      </w:r>
+      <w:r>
+        <w:t>现在已经意识到了这个</w:t>
+      </w:r>
+      <w:r>
+        <w:t xml:space="preserve"> limitation</w:t>
+      </w:r>
+      <w:r>
+        <w:t>，这一点是对的</w:t>
+      </w:r>
+    </w:p>
+    <w:p>
+      <w:pPr>
+        <w:pStyle w:val="p2"/>
+      </w:pPr>
+      <w:r>
+        <w:t>也就是说，</w:t>
+      </w:r>
+      <w:r>
+        <w:rPr>
+          <w:b/>
+          <w:bCs/>
+        </w:rPr>
+        <w:t xml:space="preserve">α </w:t>
+      </w:r>
+      <w:r>
+        <w:rPr>
+          <w:b/>
+          <w:bCs/>
+        </w:rPr>
+        <w:t>越强，并没有让最贫困</w:t>
+      </w:r>
+      <w:r>
+        <w:rPr>
+          <w:b/>
+          <w:bCs/>
+        </w:rPr>
+        <w:t xml:space="preserve"> decile </w:t>
+      </w:r>
+      <w:r>
+        <w:rPr>
+          <w:b/>
+          <w:bCs/>
+        </w:rPr>
+        <w:t>的</w:t>
+      </w:r>
+      <w:r>
+        <w:rPr>
+          <w:b/>
+          <w:bCs/>
+        </w:rPr>
+        <w:t xml:space="preserve"> accessibility </w:t>
+      </w:r>
+      <w:r>
+        <w:rPr>
+          <w:b/>
+          <w:bCs/>
+        </w:rPr>
+        <w:t>得到最大的改善；反而</w:t>
+      </w:r>
+      <w:r>
+        <w:rPr>
+          <w:b/>
+          <w:bCs/>
+        </w:rPr>
+        <w:t xml:space="preserve"> α=.3 </w:t>
+      </w:r>
+      <w:r>
+        <w:rPr>
+          <w:b/>
+          <w:bCs/>
+        </w:rPr>
+        <w:t>和</w:t>
+      </w:r>
+      <w:r>
+        <w:rPr>
+          <w:b/>
+          <w:bCs/>
+        </w:rPr>
+        <w:t xml:space="preserve"> .5 </w:t>
+      </w:r>
+      <w:r>
+        <w:rPr>
+          <w:b/>
+          <w:bCs/>
+        </w:rPr>
+        <w:t>时，最贫困</w:t>
+      </w:r>
+      <w:r>
+        <w:rPr>
+          <w:b/>
+          <w:bCs/>
+        </w:rPr>
+        <w:t xml:space="preserve"> decile </w:t>
+      </w:r>
+      <w:r>
+        <w:rPr>
+          <w:b/>
+          <w:bCs/>
+        </w:rPr>
+        <w:t>比</w:t>
+      </w:r>
+      <w:r>
+        <w:rPr>
+          <w:b/>
+          <w:bCs/>
+        </w:rPr>
+        <w:t xml:space="preserve"> baseline </w:t>
+      </w:r>
+      <w:r>
+        <w:rPr>
+          <w:b/>
+          <w:bCs/>
+        </w:rPr>
+        <w:t>下降，而最富裕</w:t>
+      </w:r>
+      <w:r>
+        <w:rPr>
+          <w:b/>
+          <w:bCs/>
+        </w:rPr>
+        <w:t xml:space="preserve"> deciles </w:t>
+      </w:r>
+      <w:r>
+        <w:rPr>
+          <w:b/>
+          <w:bCs/>
+        </w:rPr>
+        <w:t>明显提高。</w:t>
+      </w:r>
+    </w:p>
+    <w:p>
+      <w:pPr>
+        <w:pStyle w:val="p2"/>
+      </w:pPr>
+      <w:r>
+        <w:lastRenderedPageBreak/>
+        <w:t>而</w:t>
+      </w:r>
+      <w:r>
+        <w:t xml:space="preserve"> capacity-share </w:t>
+      </w:r>
+      <w:r>
+        <w:t>图也表现出类似现象：即使加入</w:t>
+      </w:r>
+      <w:r>
+        <w:t xml:space="preserve"> deprivation weighting</w:t>
+      </w:r>
+      <w:r>
+        <w:t>，新增</w:t>
+      </w:r>
+      <w:r>
+        <w:t xml:space="preserve"> capacity </w:t>
+      </w:r>
+      <w:r>
+        <w:t>仍然明显向</w:t>
+      </w:r>
+      <w:r>
+        <w:t xml:space="preserve"> decile 8–10 </w:t>
+      </w:r>
+      <w:r>
+        <w:t>倾斜，</w:t>
+      </w:r>
+      <w:r>
+        <w:t xml:space="preserve">decile 1 </w:t>
+      </w:r>
+      <w:r>
+        <w:t>占比反而很低。</w:t>
+      </w:r>
+    </w:p>
+    <w:p>
+      <w:pPr>
+        <w:pStyle w:val="p2"/>
+      </w:pPr>
+      <w:r>
+        <w:t>这个结果本身</w:t>
+      </w:r>
+      <w:r>
+        <w:rPr>
+          <w:b/>
+          <w:bCs/>
+        </w:rPr>
+        <w:t>完全不需要害怕</w:t>
+      </w:r>
+      <w:r>
+        <w:t>。如果模型设计经过检查后它仍然存在，它会是一个很好甚至比</w:t>
+      </w:r>
+      <w:r>
+        <w:t>“H2</w:t>
+      </w:r>
+      <w:r>
+        <w:t>得到验证</w:t>
+      </w:r>
+      <w:r>
+        <w:t>”</w:t>
+      </w:r>
+      <w:r>
+        <w:t>更有意思的发现：</w:t>
+      </w:r>
+    </w:p>
+    <w:p>
+      <w:pPr>
+        <w:pStyle w:val="p2"/>
+      </w:pPr>
+      <w:r>
+        <w:rPr>
+          <w:b/>
+          <w:bCs/>
+        </w:rPr>
+        <w:t>Demand weighting alone does not necessarily translate into improved accessibility for deprived areas.</w:t>
+      </w:r>
+    </w:p>
+    <w:p>
+      <w:pPr>
+        <w:pStyle w:val="p2"/>
+      </w:pPr>
+      <w:r>
+        <w:t>甚至可以进一步讨论：</w:t>
+      </w:r>
+      <w:r>
+        <w:t xml:space="preserve">equity intervention </w:t>
+      </w:r>
+      <w:r>
+        <w:t>进入</w:t>
+      </w:r>
+      <w:r>
+        <w:t xml:space="preserve"> optimisation objective </w:t>
+      </w:r>
+      <w:r>
+        <w:t>后，会与</w:t>
+      </w:r>
+      <w:r>
+        <w:t xml:space="preserve"> baseline vehicle demand</w:t>
+      </w:r>
+      <w:r>
+        <w:t>、</w:t>
+      </w:r>
+      <w:r>
+        <w:t>existing provision</w:t>
+      </w:r>
+      <w:r>
+        <w:t>、</w:t>
+      </w:r>
+      <w:r>
+        <w:t xml:space="preserve">spatial proximity </w:t>
+      </w:r>
+      <w:r>
+        <w:t>和</w:t>
+      </w:r>
+      <w:r>
+        <w:t xml:space="preserve"> capacity constraints </w:t>
+      </w:r>
+      <w:r>
+        <w:t>共同作用，因此</w:t>
+      </w:r>
+      <w:r>
+        <w:t>“</w:t>
+      </w:r>
+      <w:r>
+        <w:t>提高</w:t>
+      </w:r>
+      <w:r>
+        <w:t xml:space="preserve"> deprived demand weight”</w:t>
+      </w:r>
+      <w:r>
+        <w:t>不等于</w:t>
+      </w:r>
+      <w:r>
+        <w:t xml:space="preserve">“deprived areas </w:t>
+      </w:r>
+      <w:r>
+        <w:t>最终获得最多</w:t>
+      </w:r>
+      <w:r>
+        <w:t xml:space="preserve"> infrastructure”</w:t>
+      </w:r>
+      <w:r>
+        <w:t>。</w:t>
+      </w:r>
+    </w:p>
+    <w:p>
+      <w:pPr>
+        <w:pStyle w:val="p2"/>
+      </w:pPr>
+    </w:p>
+    <w:p>
+      <w:pPr>
+        <w:pStyle w:val="p2"/>
+      </w:pPr>
+    </w:p>
+    <w:p>
+      <w:pPr>
+        <w:pStyle w:val="p2"/>
+      </w:pPr>
+    </w:p>
+    <w:p>
+      <w:pPr>
+        <w:pStyle w:val="p2"/>
+      </w:pPr>
+    </w:p>
+    <w:p>
+      <w:pPr>
+        <w:pStyle w:val="p2"/>
+      </w:pPr>
+    </w:p>
+    <w:p>
+      <w:pPr>
+        <w:pStyle w:val="p2"/>
+      </w:pPr>
+    </w:p>
+    <w:p>
+      <w:pPr>
+        <w:pStyle w:val="p2"/>
+      </w:pPr>
+    </w:p>
+    <w:p>
+      <w:pPr>
+        <w:pStyle w:val="p2"/>
+      </w:pPr>
+    </w:p>
+    <w:p>
+      <w:pPr>
+        <w:pStyle w:val="p2"/>
+      </w:pPr>
     </w:p>
     <w:p>
       <w:pPr>
         <w:pStyle w:val="p1"/>
+        <w:rPr>
+          <w:b/>
+          <w:bCs/>
+        </w:rPr>
       </w:pPr>
       <w:r>
         <w:rPr>
@@ -14273,6 +16434,289 @@
     </w:p>
     <w:p>
       <w:pPr>
+        <w:pStyle w:val="p1"/>
+        <w:rPr>
+          <w:b/>
+          <w:bCs/>
+        </w:rPr>
+      </w:pPr>
+      <w:r>
+        <w:rPr>
+          <w:b/>
+          <w:bCs/>
+        </w:rPr>
+        <w:t>1. Efficiency and equity are not necessarily opposing objectives.</w:t>
+      </w:r>
+    </w:p>
+    <w:p>
+      <w:pPr>
+        <w:pStyle w:val="p1"/>
+        <w:rPr>
+          <w:rFonts w:hint="eastAsia"/>
+          <w:b/>
+          <w:bCs/>
+        </w:rPr>
+      </w:pPr>
+      <w:r>
+        <w:rPr>
+          <w:b/>
+          <w:bCs/>
+        </w:rPr>
+        <w:t>某些</w:t>
+      </w:r>
+      <w:r>
+        <w:rPr>
+          <w:b/>
+          <w:bCs/>
+        </w:rPr>
+        <w:t xml:space="preserve"> deprivation-weighted scenarios </w:t>
+      </w:r>
+      <w:r>
+        <w:rPr>
+          <w:b/>
+          <w:bCs/>
+        </w:rPr>
+        <w:t>可能同时改善</w:t>
+      </w:r>
+      <w:r>
+        <w:rPr>
+          <w:b/>
+          <w:bCs/>
+        </w:rPr>
+        <w:t xml:space="preserve"> average accessibility</w:t>
+      </w:r>
+      <w:r>
+        <w:rPr>
+          <w:b/>
+          <w:bCs/>
+        </w:rPr>
+        <w:t>。</w:t>
+      </w:r>
+    </w:p>
+    <w:p>
+      <w:pPr>
+        <w:pStyle w:val="p1"/>
+      </w:pPr>
+      <w:r>
+        <w:rPr>
+          <w:b/>
+          <w:bCs/>
+        </w:rPr>
+        <w:t>2. Stronger deprivation weighting does not automatically produce a more equitable spatial outcome.</w:t>
+      </w:r>
+    </w:p>
+    <w:p>
+      <w:pPr>
+        <w:pStyle w:val="p1"/>
+      </w:pPr>
+      <w:r>
+        <w:t>这对应你目前非常重要的反常结果。</w:t>
+      </w:r>
+    </w:p>
+    <w:p>
+      <w:pPr>
+        <w:pStyle w:val="p1"/>
+      </w:pPr>
+      <w:r>
+        <w:rPr>
+          <w:b/>
+          <w:bCs/>
+        </w:rPr>
+        <w:t xml:space="preserve">3. Demand weighting </w:t>
+      </w:r>
+      <w:r>
+        <w:rPr>
+          <w:b/>
+          <w:bCs/>
+        </w:rPr>
+        <w:t>和最终</w:t>
+      </w:r>
+      <w:r>
+        <w:rPr>
+          <w:b/>
+          <w:bCs/>
+        </w:rPr>
+        <w:t xml:space="preserve"> accessibility equity </w:t>
+      </w:r>
+      <w:r>
+        <w:rPr>
+          <w:b/>
+          <w:bCs/>
+        </w:rPr>
+        <w:t>是两回事。</w:t>
+      </w:r>
+    </w:p>
+    <w:p>
+      <w:pPr>
+        <w:pStyle w:val="p1"/>
+      </w:pPr>
+      <w:r>
+        <w:t>这是很值得讨论的方法论意义：给</w:t>
+      </w:r>
+      <w:r>
+        <w:t xml:space="preserve"> deprived LSOAs </w:t>
+      </w:r>
+      <w:r>
+        <w:t>更高</w:t>
+      </w:r>
+      <w:r>
+        <w:t xml:space="preserve"> demand weight</w:t>
+      </w:r>
+      <w:r>
+        <w:t>，并不保证最终</w:t>
+      </w:r>
+      <w:r>
+        <w:t xml:space="preserve"> poorest–richest accessibility gap </w:t>
+      </w:r>
+      <w:r>
+        <w:t>收窄。</w:t>
+      </w:r>
+    </w:p>
+    <w:p>
+      <w:pPr>
+        <w:pStyle w:val="p1"/>
+      </w:pPr>
+      <w:r>
+        <w:rPr>
+          <w:b/>
+          <w:bCs/>
+        </w:rPr>
+        <w:t>4. Existing supply</w:t>
+      </w:r>
+      <w:r>
+        <w:rPr>
+          <w:b/>
+          <w:bCs/>
+        </w:rPr>
+        <w:t>、空间邻近关系和</w:t>
+      </w:r>
+      <w:r>
+        <w:rPr>
+          <w:b/>
+          <w:bCs/>
+        </w:rPr>
+        <w:t xml:space="preserve"> optimisation objective </w:t>
+      </w:r>
+      <w:r>
+        <w:rPr>
+          <w:b/>
+          <w:bCs/>
+        </w:rPr>
+        <w:t>共同塑造</w:t>
+      </w:r>
+      <w:r>
+        <w:rPr>
+          <w:b/>
+          <w:bCs/>
+        </w:rPr>
+        <w:t xml:space="preserve"> allocation</w:t>
+      </w:r>
+      <w:r>
+        <w:rPr>
+          <w:b/>
+          <w:bCs/>
+        </w:rPr>
+        <w:t>。</w:t>
+      </w:r>
+    </w:p>
+    <w:p>
+      <w:pPr>
+        <w:pStyle w:val="p1"/>
+      </w:pPr>
+      <w:r>
+        <w:t>所以结果不能简单解释成</w:t>
+      </w:r>
+      <w:r>
+        <w:t xml:space="preserve"> α → equity</w:t>
+      </w:r>
+      <w:r>
+        <w:t>。</w:t>
+      </w:r>
+    </w:p>
+    <w:p>
+      <w:pPr>
+        <w:pStyle w:val="p1"/>
+      </w:pPr>
+      <w:r>
+        <w:rPr>
+          <w:b/>
+          <w:bCs/>
+        </w:rPr>
+        <w:t>5. Policy implication / limitations</w:t>
+      </w:r>
+      <w:r>
+        <w:rPr>
+          <w:b/>
+          <w:bCs/>
+        </w:rPr>
+        <w:t>。</w:t>
+      </w:r>
+    </w:p>
+    <w:p>
+      <w:pPr>
+        <w:pStyle w:val="p1"/>
+      </w:pPr>
+      <w:r>
+        <w:t>LSOA centroid</w:t>
+      </w:r>
+      <w:r>
+        <w:t>、需求估计、</w:t>
+      </w:r>
+      <w:r>
+        <w:t>existing provision measurement</w:t>
+      </w:r>
+      <w:r>
+        <w:t>、</w:t>
+      </w:r>
+      <w:r>
+        <w:t>capacity assumptions</w:t>
+      </w:r>
+      <w:r>
+        <w:t>、单一</w:t>
+      </w:r>
+      <w:r>
+        <w:t xml:space="preserve"> deprivation dimension </w:t>
+      </w:r>
+      <w:r>
+        <w:t>等。</w:t>
+      </w:r>
+    </w:p>
+    <w:p>
+      <w:pPr>
+        <w:pStyle w:val="p1"/>
+      </w:pPr>
+      <w:r>
+        <w:t>有了这五个观点，</w:t>
+      </w:r>
+      <w:r>
+        <w:t xml:space="preserve">2,000 </w:t>
+      </w:r>
+      <w:r>
+        <w:t>字</w:t>
+      </w:r>
+      <w:r>
+        <w:t xml:space="preserve"> Discussion </w:t>
+      </w:r>
+      <w:r>
+        <w:t>实际上就是每个观点写</w:t>
+      </w:r>
+      <w:r>
+        <w:t xml:space="preserve"> 300–400 </w:t>
+      </w:r>
+      <w:r>
+        <w:t>字。</w:t>
+      </w:r>
+    </w:p>
+    <w:p>
+      <w:pPr>
+        <w:pStyle w:val="p1"/>
+        <w:rPr>
+          <w:rFonts w:hint="eastAsia"/>
+        </w:rPr>
+      </w:pPr>
+    </w:p>
+    <w:p>
+      <w:pPr>
         <w:pStyle w:val="p2"/>
       </w:pPr>
       <w:r>
@@ -14284,6 +16728,444 @@
         <w:pStyle w:val="p2"/>
       </w:pPr>
       <w:r>
+        <w:lastRenderedPageBreak/>
+        <w:t>p</w:t>
+      </w:r>
+      <w:r>
+        <w:t>不影响</w:t>
+      </w:r>
+      <w:r>
+        <w:t>distance objective</w:t>
+      </w:r>
+    </w:p>
+    <w:p>
+      <w:pPr>
+        <w:pStyle w:val="p2"/>
+      </w:pPr>
+      <w:r>
+        <w:t>因为</w:t>
+      </w:r>
+      <m:oMath>
+        <m:r>
+          <w:rPr>
+            <w:rFonts w:ascii="Cambria Math" w:hAnsi="Cambria Math"/>
+          </w:rPr>
+          <m:t>λ</m:t>
+        </m:r>
+      </m:oMath>
+      <w:r>
+        <w:t>对每单位</w:t>
+      </w:r>
+      <w:r>
+        <w:t>slack</w:t>
+      </w:r>
+      <w:r>
+        <w:t>的惩罚是</w:t>
+      </w:r>
+      <w:r>
+        <w:rPr>
+          <w:b/>
+          <w:bCs/>
+        </w:rPr>
+        <w:t>固定的</w:t>
+      </w:r>
+      <w:r>
+        <w:t>（不会随着</w:t>
+      </w:r>
+      <w:r>
+        <w:t>slack</w:t>
+      </w:r>
+      <w:r>
+        <w:t>累积而边际递增），只要有</w:t>
+      </w:r>
+      <w:r>
+        <w:t>slack</w:t>
+      </w:r>
+      <w:r>
+        <w:t>兜底，求解器面对</w:t>
+      </w:r>
+      <w:r>
+        <w:t>"</w:t>
+      </w:r>
+      <w:r>
+        <w:t>给某个</w:t>
+      </w:r>
+      <m:oMath>
+        <m:r>
+          <w:rPr>
+            <w:rFonts w:ascii="Cambria Math" w:hAnsi="Cambria Math"/>
+          </w:rPr>
+          <m:t>j</m:t>
+        </m:r>
+      </m:oMath>
+      <w:r>
+        <w:t>分配需求</w:t>
+      </w:r>
+      <w:r>
+        <w:t>"</w:t>
+      </w:r>
+      <w:r>
+        <w:t>这件事时，成本永远是</w:t>
+      </w:r>
+      <w:r>
+        <w:t>"</w:t>
+      </w:r>
+      <m:oMath>
+        <m:sSub>
+          <m:sSubPr>
+            <m:ctrlPr>
+              <w:rPr>
+                <w:rFonts w:ascii="Cambria Math" w:hAnsi="Cambria Math"/>
+              </w:rPr>
+            </m:ctrlPr>
+          </m:sSubPr>
+          <m:e>
+            <m:r>
+              <w:rPr>
+                <w:rFonts w:ascii="Cambria Math" w:hAnsi="Cambria Math"/>
+              </w:rPr>
+              <m:t>d</m:t>
+            </m:r>
+          </m:e>
+          <m:sub>
+            <m:r>
+              <w:rPr>
+                <w:rFonts w:ascii="Cambria Math" w:hAnsi="Cambria Math"/>
+              </w:rPr>
+              <m:t>ij</m:t>
+            </m:r>
+          </m:sub>
+        </m:sSub>
+      </m:oMath>
+      <w:r>
+        <w:t>"</w:t>
+      </w:r>
+      <w:r>
+        <w:t>或者</w:t>
+      </w:r>
+      <w:r>
+        <w:t>"</w:t>
+      </w:r>
+      <w:r>
+        <w:t>固定的</w:t>
+      </w:r>
+      <m:oMath>
+        <m:r>
+          <w:rPr>
+            <w:rFonts w:ascii="Cambria Math" w:hAnsi="Cambria Math"/>
+          </w:rPr>
+          <m:t>λ</m:t>
+        </m:r>
+      </m:oMath>
+      <w:r>
+        <w:t>"</w:t>
+      </w:r>
+      <w:r>
+        <w:t>两者取便宜的那个</w:t>
+      </w:r>
+      <w:r>
+        <w:t>——</w:t>
+      </w:r>
+      <w:r>
+        <w:rPr>
+          <w:b/>
+          <w:bCs/>
+        </w:rPr>
+        <w:t>这个选择完全不依赖</w:t>
+      </w:r>
+      <m:oMath>
+        <m:sSub>
+          <m:sSubPr>
+            <m:ctrlPr>
+              <w:rPr>
+                <w:rFonts w:ascii="Cambria Math" w:hAnsi="Cambria Math"/>
+              </w:rPr>
+            </m:ctrlPr>
+          </m:sSubPr>
+          <m:e>
+            <m:r>
+              <w:rPr>
+                <w:rFonts w:ascii="Cambria Math" w:hAnsi="Cambria Math"/>
+              </w:rPr>
+              <m:t>x</m:t>
+            </m:r>
+          </m:e>
+          <m:sub>
+            <m:r>
+              <w:rPr>
+                <w:rFonts w:ascii="Cambria Math" w:hAnsi="Cambria Math"/>
+              </w:rPr>
+              <m:t>j</m:t>
+            </m:r>
+          </m:sub>
+        </m:sSub>
+      </m:oMath>
+      <w:r>
+        <w:rPr>
+          <w:b/>
+          <w:bCs/>
+        </w:rPr>
+        <w:t>或</w:t>
+      </w:r>
+      <m:oMath>
+        <m:r>
+          <w:rPr>
+            <w:rFonts w:ascii="Cambria Math" w:hAnsi="Cambria Math"/>
+          </w:rPr>
+          <m:t>p</m:t>
+        </m:r>
+      </m:oMath>
+      <w:r>
+        <w:rPr>
+          <w:b/>
+          <w:bCs/>
+        </w:rPr>
+        <w:t>是多少</w:t>
+      </w:r>
+      <w:r>
+        <w:t>。所以最优的</w:t>
+      </w:r>
+      <m:oMath>
+        <m:sSub>
+          <m:sSubPr>
+            <m:ctrlPr>
+              <w:rPr>
+                <w:rFonts w:ascii="Cambria Math" w:hAnsi="Cambria Math"/>
+              </w:rPr>
+            </m:ctrlPr>
+          </m:sSubPr>
+          <m:e>
+            <m:r>
+              <w:rPr>
+                <w:rFonts w:ascii="Cambria Math" w:hAnsi="Cambria Math"/>
+              </w:rPr>
+              <m:t>y</m:t>
+            </m:r>
+          </m:e>
+          <m:sub>
+            <m:r>
+              <w:rPr>
+                <w:rFonts w:ascii="Cambria Math" w:hAnsi="Cambria Math"/>
+              </w:rPr>
+              <m:t>ij</m:t>
+            </m:r>
+          </m:sub>
+        </m:sSub>
+      </m:oMath>
+      <w:r>
+        <w:t>分配方式（谁被分给谁），在数学上</w:t>
+      </w:r>
+      <w:r>
+        <w:rPr>
+          <w:b/>
+          <w:bCs/>
+        </w:rPr>
+        <w:t>必然</w:t>
+      </w:r>
+      <w:r>
+        <w:t>独立于</w:t>
+      </w:r>
+      <m:oMath>
+        <m:r>
+          <w:rPr>
+            <w:rFonts w:ascii="Cambria Math" w:hAnsi="Cambria Math"/>
+          </w:rPr>
+          <m:t>p</m:t>
+        </m:r>
+      </m:oMath>
+      <w:r>
+        <w:t>——</w:t>
+      </w:r>
+      <m:oMath>
+        <m:r>
+          <w:rPr>
+            <w:rFonts w:ascii="Cambria Math" w:hAnsi="Cambria Math"/>
+          </w:rPr>
+          <m:t>p</m:t>
+        </m:r>
+      </m:oMath>
+      <w:r>
+        <w:t>能改变的只是</w:t>
+      </w:r>
+      <w:r>
+        <w:t>"</w:t>
+      </w:r>
+      <w:r>
+        <w:t>新增容量吸收掉多少本来会变成</w:t>
+      </w:r>
+      <w:r>
+        <w:t>slack</w:t>
+      </w:r>
+      <w:r>
+        <w:t>的需求</w:t>
+      </w:r>
+      <w:r>
+        <w:t>"</w:t>
+      </w:r>
+      <w:r>
+        <w:t>，不会改变</w:t>
+      </w:r>
+      <w:r>
+        <w:t>"</w:t>
+      </w:r>
+      <w:r>
+        <w:t>需求本来想去哪</w:t>
+      </w:r>
+      <w:r>
+        <w:t>"</w:t>
+      </w:r>
+      <w:r>
+        <w:t>这个分配格局。这就是为什么</w:t>
+      </w:r>
+      <w:r>
+        <w:t>distance objective</w:t>
+      </w:r>
+      <w:r>
+        <w:t>精确到小数点后三位都完全一样</w:t>
+      </w:r>
+      <w:r>
+        <w:t>——</w:t>
+      </w:r>
+      <w:r>
+        <w:t>不是巧合，是这套目标函数结构的必然推论。</w:t>
+      </w:r>
+    </w:p>
+    <w:p>
+      <w:pPr>
+        <w:pStyle w:val="p2"/>
+      </w:pPr>
+      <w:r>
+        <w:rPr>
+          <w:b/>
+          <w:bCs/>
+        </w:rPr>
+        <w:t>这个不需要修，需要的是老实写进方法论</w:t>
+      </w:r>
+      <w:r>
+        <w:rPr>
+          <w:b/>
+          <w:bCs/>
+        </w:rPr>
+        <w:t>/discussion</w:t>
+      </w:r>
+      <w:r>
+        <w:t>：把</w:t>
+      </w:r>
+      <w:r>
+        <w:t>"</w:t>
+      </w:r>
+      <m:oMath>
+        <m:r>
+          <w:rPr>
+            <w:rFonts w:ascii="Cambria Math" w:hAnsi="Cambria Math"/>
+          </w:rPr>
+          <m:t>p</m:t>
+        </m:r>
+      </m:oMath>
+      <w:r>
+        <w:t>决定的是新增容量能兜住多少缺口，不是重新塑造</w:t>
+      </w:r>
+      <w:r>
+        <w:t>assignment pattern"</w:t>
+      </w:r>
+      <w:r>
+        <w:t>这句话明确</w:t>
+      </w:r>
+      <w:r>
+        <w:t>declare</w:t>
+      </w:r>
+      <w:r>
+        <w:t>出来，这是一个可以自信回答的技术性质，不是要藏起来的缺陷。反而能跟你之前</w:t>
+      </w:r>
+      <w:r>
+        <w:t>K sensitivity</w:t>
+      </w:r>
+      <w:r>
+        <w:t>那个发现连起来讲</w:t>
+      </w:r>
+      <w:r>
+        <w:t>——</w:t>
+      </w:r>
+      <w:r>
+        <w:t>两者本质上是同一件事：</w:t>
+      </w:r>
+      <w:r>
+        <w:rPr>
+          <w:b/>
+          <w:bCs/>
+        </w:rPr>
+        <w:t>这套模型里，</w:t>
+      </w:r>
+      <w:r>
+        <w:rPr>
+          <w:b/>
+          <w:bCs/>
+        </w:rPr>
+        <w:t>"</w:t>
+      </w:r>
+      <w:r>
+        <w:rPr>
+          <w:b/>
+          <w:bCs/>
+        </w:rPr>
+        <w:t>分配到哪</w:t>
+      </w:r>
+      <w:r>
+        <w:rPr>
+          <w:b/>
+          <w:bCs/>
+        </w:rPr>
+        <w:t>"</w:t>
+      </w:r>
+      <w:r>
+        <w:rPr>
+          <w:b/>
+          <w:bCs/>
+        </w:rPr>
+        <w:t>和</w:t>
+      </w:r>
+      <w:r>
+        <w:rPr>
+          <w:b/>
+          <w:bCs/>
+        </w:rPr>
+        <w:t>"</w:t>
+      </w:r>
+      <w:r>
+        <w:rPr>
+          <w:b/>
+          <w:bCs/>
+        </w:rPr>
+        <w:t>能不能真被服务</w:t>
+      </w:r>
+      <w:r>
+        <w:rPr>
+          <w:b/>
+          <w:bCs/>
+        </w:rPr>
+        <w:t>"</w:t>
+      </w:r>
+      <w:r>
+        <w:rPr>
+          <w:b/>
+          <w:bCs/>
+        </w:rPr>
+        <w:t>是两个几乎独立的决策</w:t>
+      </w:r>
+    </w:p>
+    <w:p>
+      <w:pPr>
+        <w:pStyle w:val="p2"/>
+        <w:rPr>
+          <w:rFonts w:hint="eastAsia"/>
+        </w:rPr>
+      </w:pPr>
+    </w:p>
+    <w:p>
+      <w:pPr>
+        <w:pStyle w:val="p2"/>
+      </w:pPr>
+      <w:r>
         <w:t>5.2. Next steps</w:t>
       </w:r>
     </w:p>
@@ -14292,12 +17174,540 @@
         <w:pStyle w:val="p2"/>
       </w:pPr>
       <w:r>
+        <w:t xml:space="preserve">  </w:t>
+      </w:r>
+      <w:r>
+        <w:rPr>
+          <w:b/>
+          <w:bCs/>
+        </w:rPr>
+        <w:t>开局</w:t>
+      </w:r>
+      <w:r>
+        <w:t>：</w:t>
+      </w:r>
+      <w:r>
+        <w:t>equity weighting</w:t>
+      </w:r>
+      <w:r>
+        <w:t>确实产生了真实的空间重分配（</w:t>
+      </w:r>
+      <m:oMath>
+        <m:sSub>
+          <m:sSubPr>
+            <m:ctrlPr>
+              <w:rPr>
+                <w:rFonts w:ascii="Cambria Math" w:hAnsi="Cambria Math"/>
+              </w:rPr>
+            </m:ctrlPr>
+          </m:sSubPr>
+          <m:e>
+            <m:r>
+              <w:rPr>
+                <w:rFonts w:ascii="Cambria Math" w:hAnsi="Cambria Math"/>
+              </w:rPr>
+              <m:t>x</m:t>
+            </m:r>
+          </m:e>
+          <m:sub>
+            <m:r>
+              <w:rPr>
+                <w:rFonts w:ascii="Cambria Math" w:hAnsi="Cambria Math"/>
+              </w:rPr>
+              <m:t>j</m:t>
+            </m:r>
+          </m:sub>
+        </m:sSub>
+      </m:oMath>
+      <w:r>
+        <w:t>随</w:t>
+      </w:r>
+      <w:r>
+        <w:t>α</w:t>
+      </w:r>
+      <w:r>
+        <w:t>单调变化），整体效率也没有牺牲（</w:t>
+      </w:r>
+      <m:oMath>
+        <m:acc>
+          <m:accPr>
+            <m:chr m:val="̅"/>
+            <m:ctrlPr>
+              <w:rPr>
+                <w:rFonts w:ascii="Cambria Math" w:hAnsi="Cambria Math"/>
+              </w:rPr>
+            </m:ctrlPr>
+          </m:accPr>
+          <m:e>
+            <m:r>
+              <w:rPr>
+                <w:rFonts w:ascii="Cambria Math" w:hAnsi="Cambria Math"/>
+              </w:rPr>
+              <m:t>A</m:t>
+            </m:r>
+          </m:e>
+        </m:acc>
+      </m:oMath>
+      <w:r>
+        <w:t>几乎不降）</w:t>
+      </w:r>
+      <w:r>
+        <w:t>——</w:t>
+      </w:r>
+      <w:r>
+        <w:t>公平权重</w:t>
+      </w:r>
+      <w:r>
+        <w:t>"</w:t>
+      </w:r>
+      <w:r>
+        <w:t>生效</w:t>
+      </w:r>
+      <w:r>
+        <w:t>"</w:t>
+      </w:r>
+      <w:r>
+        <w:t>了，这一层没问题。</w:t>
+      </w:r>
+    </w:p>
+    <w:p>
+      <w:pPr>
+        <w:pStyle w:val="p2"/>
+      </w:pPr>
+      <w:r>
+        <w:t xml:space="preserve">  </w:t>
+      </w:r>
+      <w:r>
+        <w:rPr>
+          <w:b/>
+          <w:bCs/>
+        </w:rPr>
+        <w:t>转折</w:t>
+      </w:r>
+      <w:r>
+        <w:t>：但拆开看</w:t>
+      </w:r>
+      <w:r>
+        <w:t>decile</w:t>
+      </w:r>
+      <w:r>
+        <w:t>分布，最贫困</w:t>
+      </w:r>
+      <w:r>
+        <w:t>decile</w:t>
+      </w:r>
+      <w:r>
+        <w:t>并没有从中受益，反而是最不贫困的</w:t>
+      </w:r>
+      <w:r>
+        <w:t>decile</w:t>
+      </w:r>
+      <w:r>
+        <w:t>获益最多</w:t>
+      </w:r>
+      <w:r>
+        <w:t>——</w:t>
+      </w:r>
+      <w:r>
+        <w:t>这个结果先排除了</w:t>
+      </w:r>
+      <w:r>
+        <w:t>"</w:t>
+      </w:r>
+      <w:r>
+        <w:t>只是总</w:t>
+      </w:r>
+      <w:r>
+        <w:t>demand</w:t>
+      </w:r>
+      <w:r>
+        <w:t>膨胀的假象</w:t>
+      </w:r>
+      <w:r>
+        <w:t>"</w:t>
+      </w:r>
+      <w:r>
+        <w:t>（</w:t>
+      </w:r>
+      <w:r>
+        <w:t>normalize</w:t>
+      </w:r>
+      <w:r>
+        <w:t>对照测试），确认是真实的空间效应。</w:t>
+      </w:r>
+    </w:p>
+    <w:p>
+      <w:pPr>
+        <w:pStyle w:val="p2"/>
+      </w:pPr>
+      <w:r>
+        <w:t xml:space="preserve">  </w:t>
+      </w:r>
+      <w:r>
+        <w:rPr>
+          <w:b/>
+          <w:bCs/>
+        </w:rPr>
+        <w:t>机制解释</w:t>
+      </w:r>
+      <w:r>
+        <w:t>：贫困区在空间上高度集中、内部竞争同一批邻近候选点；富裕区更分散、有更多现成的</w:t>
+      </w:r>
+      <w:r>
+        <w:t>"</w:t>
+      </w:r>
+      <w:r>
+        <w:t>空白点位</w:t>
+      </w:r>
+      <w:r>
+        <w:t>"</w:t>
+      </w:r>
+      <w:r>
+        <w:t>，模型在追求总体</w:t>
+      </w:r>
+      <w:r>
+        <w:t>slack</w:t>
+      </w:r>
+      <w:r>
+        <w:t>最小化时天然更容易把新容量导向后者。呼应</w:t>
+      </w:r>
+      <w:r>
+        <w:t>O2</w:t>
+      </w:r>
+      <w:r>
+        <w:t>的</w:t>
+      </w:r>
+      <w:r>
+        <w:t>true desert</w:t>
+      </w:r>
+      <w:r>
+        <w:t>发现。</w:t>
+      </w:r>
+    </w:p>
+    <w:p>
+      <w:pPr>
+        <w:pStyle w:val="p2"/>
+      </w:pPr>
+      <w:r>
+        <w:t xml:space="preserve">  </w:t>
+      </w:r>
+      <w:r>
+        <w:rPr>
+          <w:b/>
+          <w:bCs/>
+        </w:rPr>
+        <w:t>理论对话</w:t>
+      </w:r>
+      <w:r>
+        <w:t>：这个结果跟</w:t>
+      </w:r>
+      <w:r>
+        <w:t>equity-oriented</w:t>
+      </w:r>
+      <w:r>
+        <w:t>规划文献里一个常见发现是一致的</w:t>
+      </w:r>
+      <w:r>
+        <w:t>——</w:t>
+      </w:r>
+      <w:r>
+        <w:t>单纯提高需求权重（</w:t>
+      </w:r>
+      <w:r>
+        <w:t>demand-side intervention</w:t>
+      </w:r>
+      <w:r>
+        <w:t>）不足以保证公平结果，如果不配合空间结构本身的约束（比如给贫困区专门保留一部分投资配额、或者放宽贫困区的候选距离限制），效果可能适得其反。这比单纯</w:t>
+      </w:r>
+      <w:r>
+        <w:t>"</w:t>
+      </w:r>
+      <w:r>
+        <w:t>验证了</w:t>
+      </w:r>
+      <w:r>
+        <w:t>H2"</w:t>
+      </w:r>
+      <w:r>
+        <w:t>更有讨论深度。</w:t>
+      </w:r>
+    </w:p>
+    <w:p>
+      <w:pPr>
+        <w:pStyle w:val="p2"/>
+      </w:pPr>
+      <w:r>
+        <w:t xml:space="preserve">  </w:t>
+      </w:r>
+      <w:r>
+        <w:rPr>
+          <w:b/>
+          <w:bCs/>
+        </w:rPr>
+        <w:t>局限</w:t>
+      </w:r>
+      <w:r>
+        <w:t>：这也说明当前模型里，</w:t>
+      </w:r>
+      <w:r>
+        <w:t>"</w:t>
+      </w:r>
+      <w:r>
+        <w:t>优先级</w:t>
+      </w:r>
+      <w:r>
+        <w:t>"</w:t>
+      </w:r>
+      <w:r>
+        <w:t>和</w:t>
+      </w:r>
+      <w:r>
+        <w:t>"</w:t>
+      </w:r>
+      <w:r>
+        <w:t>空间可达性</w:t>
+      </w:r>
+      <w:r>
+        <w:t>"</w:t>
+      </w:r>
+      <w:r>
+        <w:t>是两件不完全由同一个杠杆控制的事，未来工作可以考虑在目标函数或约束里加入显式的空间公平机制（比如给最贫困</w:t>
+      </w:r>
+      <w:r>
+        <w:t>decile</w:t>
+      </w:r>
+      <w:r>
+        <w:t>设一个最低</w:t>
+      </w:r>
+      <w:r>
+        <w:t>capacity share</w:t>
+      </w:r>
+      <w:r>
+        <w:t>下限），而不是只靠调高</w:t>
+      </w:r>
+      <w:r>
+        <w:t>demand</w:t>
+      </w:r>
+      <w:r>
+        <w:t>权重。</w:t>
+      </w:r>
+    </w:p>
+    <w:p>
+      <w:pPr>
+        <w:pStyle w:val="p2"/>
+      </w:pPr>
+    </w:p>
+    <w:p>
+      <w:pPr>
+        <w:pStyle w:val="p2"/>
+      </w:pPr>
+      <w:r>
+        <w:t>"</w:t>
+      </w:r>
+      <w:r>
+        <w:t>因为新增容量的选址逻辑，本质上是在追求</w:t>
+      </w:r>
+      <w:r>
+        <w:t>'</w:t>
+      </w:r>
+      <w:r>
+        <w:t>填补现有供给缺口的边际效益最大化</w:t>
+      </w:r>
+      <w:r>
+        <w:t>'</w:t>
+      </w:r>
+      <w:r>
+        <w:t>，而现有缺口（</w:t>
+      </w:r>
+      <w:r>
+        <w:t>true desert</w:t>
+      </w:r>
+      <w:r>
+        <w:t>）在空间上恰好集中在富裕外围区</w:t>
+      </w:r>
+      <w:r>
+        <w:t>——</w:t>
+      </w:r>
+      <w:r>
+        <w:t>这一点在</w:t>
+      </w:r>
+      <w:r>
+        <w:t>O2</w:t>
+      </w:r>
+      <w:r>
+        <w:t>章节已经用独立的分类诊断验证过。公平权重确实改变了</w:t>
+      </w:r>
+      <w:r>
+        <w:t>demand</w:t>
+      </w:r>
+      <w:r>
+        <w:t>的空间权重分布，</w:t>
+      </w:r>
+      <m:oMath>
+        <m:sSub>
+          <m:sSubPr>
+            <m:ctrlPr>
+              <w:rPr>
+                <w:rFonts w:ascii="Cambria Math" w:hAnsi="Cambria Math"/>
+              </w:rPr>
+            </m:ctrlPr>
+          </m:sSubPr>
+          <m:e>
+            <m:r>
+              <w:rPr>
+                <w:rFonts w:ascii="Cambria Math" w:hAnsi="Cambria Math"/>
+              </w:rPr>
+              <m:t>x</m:t>
+            </m:r>
+          </m:e>
+          <m:sub>
+            <m:r>
+              <w:rPr>
+                <w:rFonts w:ascii="Cambria Math" w:hAnsi="Cambria Math"/>
+              </w:rPr>
+              <m:t>j</m:t>
+            </m:r>
+          </m:sub>
+        </m:sSub>
+      </m:oMath>
+      <w:r>
+        <w:t>的</w:t>
+      </w:r>
+      <w:r>
+        <w:t>L1</w:t>
+      </w:r>
+      <w:r>
+        <w:t>变化量可以证明这一点，但当</w:t>
+      </w:r>
+      <w:r>
+        <w:t>'demand</w:t>
+      </w:r>
+      <w:r>
+        <w:t>权重最高的地方</w:t>
+      </w:r>
+      <w:r>
+        <w:t>'</w:t>
+      </w:r>
+      <w:r>
+        <w:t>和</w:t>
+      </w:r>
+      <w:r>
+        <w:t>'</w:t>
+      </w:r>
+      <w:r>
+        <w:t>填补起来最划算的地方</w:t>
+      </w:r>
+      <w:r>
+        <w:t>'</w:t>
+      </w:r>
+      <w:r>
+        <w:t>不重合时，模型服从的是后者。这说明单纯提高</w:t>
+      </w:r>
+      <w:r>
+        <w:t>demand</w:t>
+      </w:r>
+      <w:r>
+        <w:t>权重，不足以保证公平的空间结果</w:t>
+      </w:r>
+      <w:r>
+        <w:t>——</w:t>
+      </w:r>
+      <w:r>
+        <w:t>除非额外引入直接针对分配结果的约束（比如给最贫困</w:t>
+      </w:r>
+      <w:r>
+        <w:t>decile</w:t>
+      </w:r>
+      <w:r>
+        <w:t>设一个最低</w:t>
+      </w:r>
+      <w:r>
+        <w:t>capacity</w:t>
+      </w:r>
+      <w:r>
+        <w:t>份额）。</w:t>
+      </w:r>
+      <w:r>
+        <w:t>"</w:t>
+      </w:r>
+    </w:p>
+    <w:p>
+      <w:pPr>
+        <w:pStyle w:val="p2"/>
+      </w:pPr>
+      <w:r>
+        <w:t>这是一个</w:t>
+      </w:r>
+      <w:r>
+        <w:rPr>
+          <w:b/>
+          <w:bCs/>
+        </w:rPr>
+        <w:t>有证据支撑、能自圆其说、还能指向未来工作方向</w:t>
+      </w:r>
+      <w:r>
+        <w:t>的完整回答，不是一个漏洞。反而如果你现在为了让结果</w:t>
+      </w:r>
+      <w:r>
+        <w:t>"</w:t>
+      </w:r>
+      <w:r>
+        <w:t>看起来公平</w:t>
+      </w:r>
+      <w:r>
+        <w:t>"</w:t>
+      </w:r>
+      <w:r>
+        <w:t>去调整模型（比如硬塞一个只为了让</w:t>
+      </w:r>
+      <w:r>
+        <w:t>decile 1</w:t>
+      </w:r>
+      <w:r>
+        <w:t>变正的约束），那才是真正的逻辑漏洞</w:t>
+      </w:r>
+      <w:r>
+        <w:t>——</w:t>
+      </w:r>
+      <w:r>
+        <w:t>因为那样你就是在拿结果反推方法，而不是让方法产生结果。</w:t>
+      </w:r>
+    </w:p>
+    <w:p>
+      <w:pPr>
+        <w:pStyle w:val="p2"/>
+        <w:rPr>
+          <w:rFonts w:hint="eastAsia"/>
+        </w:rPr>
+      </w:pPr>
+    </w:p>
+    <w:p>
+      <w:pPr>
+        <w:pStyle w:val="p2"/>
+        <w:rPr>
+          <w:rFonts w:hint="eastAsia"/>
+        </w:rPr>
+      </w:pPr>
+    </w:p>
+    <w:p>
+      <w:pPr>
+        <w:pStyle w:val="p2"/>
+      </w:pPr>
+      <w:r>
         <w:t>5.3. Limitations</w:t>
       </w:r>
     </w:p>
     <w:p>
       <w:pPr>
         <w:pStyle w:val="p2"/>
+        <w:rPr>
+          <w:rFonts w:hint="eastAsia"/>
+        </w:rPr>
+      </w:pPr>
+    </w:p>
+    <w:p>
+      <w:pPr>
+        <w:pStyle w:val="p2"/>
       </w:pPr>
       <w:r>
         <w:rPr>
@@ -14453,6 +17863,203 @@
           <w:rFonts w:hint="eastAsia"/>
         </w:rPr>
         <w:t>repository</w:t>
+      </w:r>
+    </w:p>
+    <w:p>
+      <w:pPr>
+        <w:pStyle w:val="p1"/>
+        <w:rPr>
+          <w:rFonts w:hint="eastAsia"/>
+        </w:rPr>
+      </w:pPr>
+      <w:r>
+        <w:t>AI</w:t>
+      </w:r>
+      <w:r>
+        <w:t>声明</w:t>
+      </w:r>
+      <w:r>
+        <w:t xml:space="preserve"> Research Log </w:t>
+      </w:r>
+      <w:r>
+        <w:t>图表的标题和变量要可读好看一点</w:t>
+      </w:r>
+    </w:p>
+    <w:p>
+      <w:pPr>
+        <w:pStyle w:val="p1"/>
+      </w:pPr>
+      <w:r>
+        <w:t xml:space="preserve">  </w:t>
+      </w:r>
+      <w:r>
+        <w:t>把</w:t>
+      </w:r>
+      <w:r>
+        <w:t xml:space="preserve"> Introduction </w:t>
+      </w:r>
+      <w:r>
+        <w:t>正式写完；</w:t>
+      </w:r>
+    </w:p>
+    <w:p>
+      <w:pPr>
+        <w:pStyle w:val="p1"/>
+      </w:pPr>
+      <w:r>
+        <w:t xml:space="preserve">  Conclusion </w:t>
+      </w:r>
+      <w:r>
+        <w:t>控制在大约</w:t>
+      </w:r>
+      <w:r>
+        <w:t xml:space="preserve"> 400–600 </w:t>
+      </w:r>
+      <w:r>
+        <w:t>字；</w:t>
+      </w:r>
+    </w:p>
+    <w:p>
+      <w:pPr>
+        <w:pStyle w:val="p1"/>
+      </w:pPr>
+      <w:r>
+        <w:t xml:space="preserve">  </w:t>
+      </w:r>
+      <w:r>
+        <w:t>图表标题统一；</w:t>
+      </w:r>
+    </w:p>
+    <w:p>
+      <w:pPr>
+        <w:pStyle w:val="p1"/>
+      </w:pPr>
+      <w:r>
+        <w:t xml:space="preserve">  </w:t>
+      </w:r>
+      <w:r>
+        <w:t>数学符号统一；</w:t>
+      </w:r>
+    </w:p>
+    <w:p>
+      <w:pPr>
+        <w:pStyle w:val="p1"/>
+      </w:pPr>
+      <w:r>
+        <w:t xml:space="preserve">  </w:t>
+      </w:r>
+      <w:proofErr w:type="spellStart"/>
+      <w:r>
+        <w:t>d_i</w:t>
+      </w:r>
+      <w:proofErr w:type="spellEnd"/>
+      <w:r>
+        <w:t xml:space="preserve"> / </w:t>
+      </w:r>
+      <w:proofErr w:type="spellStart"/>
+      <w:r>
+        <w:t>D_i</w:t>
+      </w:r>
+      <w:proofErr w:type="spellEnd"/>
+      <w:r>
+        <w:t xml:space="preserve"> / </w:t>
+      </w:r>
+      <w:proofErr w:type="spellStart"/>
+      <w:r>
+        <w:t>P_i</w:t>
+      </w:r>
+      <w:proofErr w:type="spellEnd"/>
+      <w:r>
+        <w:t xml:space="preserve"> / </w:t>
+      </w:r>
+      <w:proofErr w:type="spellStart"/>
+      <w:r>
+        <w:t>x_j</w:t>
+      </w:r>
+      <w:proofErr w:type="spellEnd"/>
+      <w:r>
+        <w:t xml:space="preserve"> / </w:t>
+      </w:r>
+      <w:proofErr w:type="spellStart"/>
+      <w:r>
+        <w:t>y_ij</w:t>
+      </w:r>
+      <w:proofErr w:type="spellEnd"/>
+      <w:r>
+        <w:t> </w:t>
+      </w:r>
+      <w:r>
+        <w:t>之类全文检查；</w:t>
+      </w:r>
+    </w:p>
+    <w:p>
+      <w:pPr>
+        <w:pStyle w:val="p1"/>
+      </w:pPr>
+      <w:r>
+        <w:t>  Figure/Table numbering</w:t>
+      </w:r>
+      <w:r>
+        <w:t>；</w:t>
+      </w:r>
+    </w:p>
+    <w:p>
+      <w:pPr>
+        <w:pStyle w:val="p1"/>
+      </w:pPr>
+      <w:r>
+        <w:t>  [REF] / [CHECK] / [FIGURE] </w:t>
+      </w:r>
+      <w:r>
+        <w:t>全局搜索；</w:t>
+      </w:r>
+    </w:p>
+    <w:p>
+      <w:pPr>
+        <w:pStyle w:val="p1"/>
+      </w:pPr>
+      <w:r>
+        <w:t xml:space="preserve">  </w:t>
+      </w:r>
+      <w:r>
+        <w:t>检查每一个</w:t>
+      </w:r>
+      <w:r>
+        <w:t xml:space="preserve"> Research Question </w:t>
+      </w:r>
+      <w:r>
+        <w:t>在</w:t>
+      </w:r>
+      <w:r>
+        <w:t xml:space="preserve"> Discussion/Conclusion </w:t>
+      </w:r>
+      <w:r>
+        <w:t>都有回答；</w:t>
+      </w:r>
+    </w:p>
+    <w:p>
+      <w:pPr>
+        <w:pStyle w:val="p1"/>
+      </w:pPr>
+      <w:r>
+        <w:t xml:space="preserve">  References </w:t>
+      </w:r>
+      <w:r>
+        <w:t>检查；</w:t>
+      </w:r>
+    </w:p>
+    <w:p>
+      <w:pPr>
+        <w:pStyle w:val="p1"/>
+        <w:rPr>
+          <w:rFonts w:hint="eastAsia"/>
+        </w:rPr>
+      </w:pPr>
+      <w:r>
+        <w:t xml:space="preserve">  </w:t>
+      </w:r>
+      <w:r>
+        <w:t>最后才处理语言</w:t>
       </w:r>
     </w:p>
     <w:sectPr>
@@ -21041,6 +24648,119 @@
     </w:lvl>
   </w:abstractNum>
   <w:abstractNum w:abstractNumId="46" w15:restartNumberingAfterBreak="0">
+    <w:nsid w:val="6C3A4A59"/>
+    <w:multiLevelType w:val="multilevel"/>
+    <w:tmpl w:val="F8D8156E"/>
+    <w:lvl w:ilvl="0">
+      <w:start w:val="1"/>
+      <w:numFmt w:val="decimal"/>
+      <w:lvlText w:val="%1."/>
+      <w:lvlJc w:val="left"/>
+      <w:pPr>
+        <w:tabs>
+          <w:tab w:val="num" w:pos="720"/>
+        </w:tabs>
+        <w:ind w:left="720" w:hanging="360"/>
+      </w:pPr>
+    </w:lvl>
+    <w:lvl w:ilvl="1" w:tentative="1">
+      <w:start w:val="1"/>
+      <w:numFmt w:val="decimal"/>
+      <w:lvlText w:val="%2."/>
+      <w:lvlJc w:val="left"/>
+      <w:pPr>
+        <w:tabs>
+          <w:tab w:val="num" w:pos="1440"/>
+        </w:tabs>
+        <w:ind w:left="1440" w:hanging="360"/>
+      </w:pPr>
+    </w:lvl>
+    <w:lvl w:ilvl="2" w:tentative="1">
+      <w:start w:val="1"/>
+      <w:numFmt w:val="decimal"/>
+      <w:lvlText w:val="%3."/>
+      <w:lvlJc w:val="left"/>
+      <w:pPr>
+        <w:tabs>
+          <w:tab w:val="num" w:pos="2160"/>
+        </w:tabs>
+        <w:ind w:left="2160" w:hanging="360"/>
+      </w:pPr>
+    </w:lvl>
+    <w:lvl w:ilvl="3" w:tentative="1">
+      <w:start w:val="1"/>
+      <w:numFmt w:val="decimal"/>
+      <w:lvlText w:val="%4."/>
+      <w:lvlJc w:val="left"/>
+      <w:pPr>
+        <w:tabs>
+          <w:tab w:val="num" w:pos="2880"/>
+        </w:tabs>
+        <w:ind w:left="2880" w:hanging="360"/>
+      </w:pPr>
+    </w:lvl>
+    <w:lvl w:ilvl="4" w:tentative="1">
+      <w:start w:val="1"/>
+      <w:numFmt w:val="decimal"/>
+      <w:lvlText w:val="%5."/>
+      <w:lvlJc w:val="left"/>
+      <w:pPr>
+        <w:tabs>
+          <w:tab w:val="num" w:pos="3600"/>
+        </w:tabs>
+        <w:ind w:left="3600" w:hanging="360"/>
+      </w:pPr>
+    </w:lvl>
+    <w:lvl w:ilvl="5" w:tentative="1">
+      <w:start w:val="1"/>
+      <w:numFmt w:val="decimal"/>
+      <w:lvlText w:val="%6."/>
+      <w:lvlJc w:val="left"/>
+      <w:pPr>
+        <w:tabs>
+          <w:tab w:val="num" w:pos="4320"/>
+        </w:tabs>
+        <w:ind w:left="4320" w:hanging="360"/>
+      </w:pPr>
+    </w:lvl>
+    <w:lvl w:ilvl="6" w:tentative="1">
+      <w:start w:val="1"/>
+      <w:numFmt w:val="decimal"/>
+      <w:lvlText w:val="%7."/>
+      <w:lvlJc w:val="left"/>
+      <w:pPr>
+        <w:tabs>
+          <w:tab w:val="num" w:pos="5040"/>
+        </w:tabs>
+        <w:ind w:left="5040" w:hanging="360"/>
+      </w:pPr>
+    </w:lvl>
+    <w:lvl w:ilvl="7" w:tentative="1">
+      <w:start w:val="1"/>
+      <w:numFmt w:val="decimal"/>
+      <w:lvlText w:val="%8."/>
+      <w:lvlJc w:val="left"/>
+      <w:pPr>
+        <w:tabs>
+          <w:tab w:val="num" w:pos="5760"/>
+        </w:tabs>
+        <w:ind w:left="5760" w:hanging="360"/>
+      </w:pPr>
+    </w:lvl>
+    <w:lvl w:ilvl="8" w:tentative="1">
+      <w:start w:val="1"/>
+      <w:numFmt w:val="decimal"/>
+      <w:lvlText w:val="%9."/>
+      <w:lvlJc w:val="left"/>
+      <w:pPr>
+        <w:tabs>
+          <w:tab w:val="num" w:pos="6480"/>
+        </w:tabs>
+        <w:ind w:left="6480" w:hanging="360"/>
+      </w:pPr>
+    </w:lvl>
+  </w:abstractNum>
+  <w:abstractNum w:abstractNumId="47" w15:restartNumberingAfterBreak="0">
     <w:nsid w:val="6D5946B2"/>
     <w:multiLevelType w:val="multilevel"/>
     <w:tmpl w:val="2D14DEF6"/>
@@ -21189,7 +24909,7 @@
       </w:rPr>
     </w:lvl>
   </w:abstractNum>
-  <w:abstractNum w:abstractNumId="47" w15:restartNumberingAfterBreak="0">
+  <w:abstractNum w:abstractNumId="48" w15:restartNumberingAfterBreak="0">
     <w:nsid w:val="6E854209"/>
     <w:multiLevelType w:val="multilevel"/>
     <w:tmpl w:val="2D14DEF6"/>
@@ -21338,7 +25058,7 @@
       </w:rPr>
     </w:lvl>
   </w:abstractNum>
-  <w:abstractNum w:abstractNumId="48" w15:restartNumberingAfterBreak="0">
+  <w:abstractNum w:abstractNumId="49" w15:restartNumberingAfterBreak="0">
     <w:nsid w:val="7031607F"/>
     <w:multiLevelType w:val="multilevel"/>
     <w:tmpl w:val="64464FE8"/>
@@ -21487,7 +25207,7 @@
       </w:rPr>
     </w:lvl>
   </w:abstractNum>
-  <w:abstractNum w:abstractNumId="49" w15:restartNumberingAfterBreak="0">
+  <w:abstractNum w:abstractNumId="50" w15:restartNumberingAfterBreak="0">
     <w:nsid w:val="745C4E62"/>
     <w:multiLevelType w:val="multilevel"/>
     <w:tmpl w:val="2D14DEF6"/>
@@ -21636,7 +25356,7 @@
       </w:rPr>
     </w:lvl>
   </w:abstractNum>
-  <w:abstractNum w:abstractNumId="50" w15:restartNumberingAfterBreak="0">
+  <w:abstractNum w:abstractNumId="51" w15:restartNumberingAfterBreak="0">
     <w:nsid w:val="753248B3"/>
     <w:multiLevelType w:val="multilevel"/>
     <w:tmpl w:val="2D14DEF6"/>
@@ -21785,7 +25505,7 @@
       </w:rPr>
     </w:lvl>
   </w:abstractNum>
-  <w:abstractNum w:abstractNumId="51" w15:restartNumberingAfterBreak="0">
+  <w:abstractNum w:abstractNumId="52" w15:restartNumberingAfterBreak="0">
     <w:nsid w:val="75FA5822"/>
     <w:multiLevelType w:val="multilevel"/>
     <w:tmpl w:val="2D14DEF6"/>
@@ -21934,7 +25654,7 @@
       </w:rPr>
     </w:lvl>
   </w:abstractNum>
-  <w:abstractNum w:abstractNumId="52" w15:restartNumberingAfterBreak="0">
+  <w:abstractNum w:abstractNumId="53" w15:restartNumberingAfterBreak="0">
     <w:nsid w:val="7A9902E0"/>
     <w:multiLevelType w:val="multilevel"/>
     <w:tmpl w:val="2D14DEF6"/>
@@ -22083,7 +25803,7 @@
       </w:rPr>
     </w:lvl>
   </w:abstractNum>
-  <w:abstractNum w:abstractNumId="53" w15:restartNumberingAfterBreak="0">
+  <w:abstractNum w:abstractNumId="54" w15:restartNumberingAfterBreak="0">
     <w:nsid w:val="7B257CD7"/>
     <w:multiLevelType w:val="multilevel"/>
     <w:tmpl w:val="2D14DEF6"/>
@@ -22232,7 +25952,7 @@
       </w:rPr>
     </w:lvl>
   </w:abstractNum>
-  <w:abstractNum w:abstractNumId="54" w15:restartNumberingAfterBreak="0">
+  <w:abstractNum w:abstractNumId="55" w15:restartNumberingAfterBreak="0">
     <w:nsid w:val="7C26158A"/>
     <w:multiLevelType w:val="multilevel"/>
     <w:tmpl w:val="2D14DEF6"/>
@@ -22381,7 +26101,7 @@
       </w:rPr>
     </w:lvl>
   </w:abstractNum>
-  <w:abstractNum w:abstractNumId="55" w15:restartNumberingAfterBreak="0">
+  <w:abstractNum w:abstractNumId="56" w15:restartNumberingAfterBreak="0">
     <w:nsid w:val="7C522B75"/>
     <w:multiLevelType w:val="multilevel"/>
     <w:tmpl w:val="2D14DEF6"/>
@@ -22530,7 +26250,7 @@
       </w:rPr>
     </w:lvl>
   </w:abstractNum>
-  <w:abstractNum w:abstractNumId="56" w15:restartNumberingAfterBreak="0">
+  <w:abstractNum w:abstractNumId="57" w15:restartNumberingAfterBreak="0">
     <w:nsid w:val="7CCA3127"/>
     <w:multiLevelType w:val="hybridMultilevel"/>
     <w:tmpl w:val="E264C53A"/>
@@ -22642,7 +26362,7 @@
       </w:rPr>
     </w:lvl>
   </w:abstractNum>
-  <w:abstractNum w:abstractNumId="57" w15:restartNumberingAfterBreak="0">
+  <w:abstractNum w:abstractNumId="58" w15:restartNumberingAfterBreak="0">
     <w:nsid w:val="7FE65E23"/>
     <w:multiLevelType w:val="multilevel"/>
     <w:tmpl w:val="2D14DEF6"/>
@@ -22795,7 +26515,7 @@
     <w:abstractNumId w:val="30"/>
   </w:num>
   <w:num w:numId="2" w16cid:durableId="1935094216">
-    <w:abstractNumId w:val="48"/>
+    <w:abstractNumId w:val="49"/>
   </w:num>
   <w:num w:numId="3" w16cid:durableId="116265985">
     <w:abstractNumId w:val="44"/>
@@ -22819,13 +26539,13 @@
     <w:abstractNumId w:val="32"/>
   </w:num>
   <w:num w:numId="10" w16cid:durableId="868228387">
-    <w:abstractNumId w:val="53"/>
+    <w:abstractNumId w:val="54"/>
   </w:num>
   <w:num w:numId="11" w16cid:durableId="958337166">
     <w:abstractNumId w:val="45"/>
   </w:num>
   <w:num w:numId="12" w16cid:durableId="1092432561">
-    <w:abstractNumId w:val="49"/>
+    <w:abstractNumId w:val="50"/>
   </w:num>
   <w:num w:numId="13" w16cid:durableId="1264265605">
     <w:abstractNumId w:val="5"/>
@@ -22861,7 +26581,7 @@
     <w:abstractNumId w:val="0"/>
   </w:num>
   <w:num w:numId="24" w16cid:durableId="1826435958">
-    <w:abstractNumId w:val="52"/>
+    <w:abstractNumId w:val="53"/>
   </w:num>
   <w:num w:numId="25" w16cid:durableId="1213157030">
     <w:abstractNumId w:val="42"/>
@@ -22879,7 +26599,7 @@
     <w:abstractNumId w:val="10"/>
   </w:num>
   <w:num w:numId="30" w16cid:durableId="1517769290">
-    <w:abstractNumId w:val="55"/>
+    <w:abstractNumId w:val="56"/>
   </w:num>
   <w:num w:numId="31" w16cid:durableId="249393731">
     <w:abstractNumId w:val="17"/>
@@ -22894,16 +26614,16 @@
     <w:abstractNumId w:val="15"/>
   </w:num>
   <w:num w:numId="35" w16cid:durableId="222909875">
-    <w:abstractNumId w:val="54"/>
+    <w:abstractNumId w:val="55"/>
   </w:num>
   <w:num w:numId="36" w16cid:durableId="1744569265">
-    <w:abstractNumId w:val="51"/>
+    <w:abstractNumId w:val="52"/>
   </w:num>
   <w:num w:numId="37" w16cid:durableId="55706896">
     <w:abstractNumId w:val="39"/>
   </w:num>
   <w:num w:numId="38" w16cid:durableId="1719669510">
-    <w:abstractNumId w:val="46"/>
+    <w:abstractNumId w:val="47"/>
   </w:num>
   <w:num w:numId="39" w16cid:durableId="1078284497">
     <w:abstractNumId w:val="28"/>
@@ -22927,10 +26647,10 @@
     <w:abstractNumId w:val="43"/>
   </w:num>
   <w:num w:numId="46" w16cid:durableId="2105300563">
-    <w:abstractNumId w:val="56"/>
+    <w:abstractNumId w:val="57"/>
   </w:num>
   <w:num w:numId="47" w16cid:durableId="867989242">
-    <w:abstractNumId w:val="50"/>
+    <w:abstractNumId w:val="51"/>
   </w:num>
   <w:num w:numId="48" w16cid:durableId="1639260071">
     <w:abstractNumId w:val="14"/>
@@ -22951,7 +26671,7 @@
     <w:abstractNumId w:val="16"/>
   </w:num>
   <w:num w:numId="54" w16cid:durableId="786389856">
-    <w:abstractNumId w:val="57"/>
+    <w:abstractNumId w:val="58"/>
   </w:num>
   <w:num w:numId="55" w16cid:durableId="222062057">
     <w:abstractNumId w:val="20"/>
@@ -22963,7 +26683,10 @@
     <w:abstractNumId w:val="13"/>
   </w:num>
   <w:num w:numId="58" w16cid:durableId="357895646">
-    <w:abstractNumId w:val="47"/>
+    <w:abstractNumId w:val="48"/>
+  </w:num>
+  <w:num w:numId="59" w16cid:durableId="823664878">
+    <w:abstractNumId w:val="46"/>
   </w:num>
   <w:numIdMacAtCleanup w:val="55"/>
 </w:numbering>
